--- a/SENE ODEVİ RAPOR.docx
+++ b/SENE ODEVİ RAPOR.docx
@@ -1021,39 +1021,7 @@
         <w:pStyle w:val="GvdeMetni"/>
       </w:pPr>
       <w:r>
-        <w:t xml:space="preserve"> ✓ - </w:t>
-      </w:r>
-      <w:proofErr w:type="spellStart"/>
-      <w:r>
-        <w:t>Şifre</w:t>
-      </w:r>
-      <w:proofErr w:type="spellEnd"/>
-      <w:r>
-        <w:t xml:space="preserve"> </w:t>
-      </w:r>
-      <w:proofErr w:type="spellStart"/>
-      <w:r>
-        <w:t>hashlenmiş</w:t>
-      </w:r>
-      <w:proofErr w:type="spellEnd"/>
-      <w:r>
-        <w:t xml:space="preserve"> </w:t>
-      </w:r>
-      <w:proofErr w:type="spellStart"/>
-      <w:r>
-        <w:t>şekilde</w:t>
-      </w:r>
-      <w:proofErr w:type="spellEnd"/>
-      <w:r>
-        <w:t xml:space="preserve"> </w:t>
-      </w:r>
-      <w:proofErr w:type="spellStart"/>
-      <w:r>
-        <w:t>saklanıyor</w:t>
-      </w:r>
-      <w:proofErr w:type="spellEnd"/>
-      <w:r>
-        <w:t xml:space="preserve"> </w:t>
+        <w:t xml:space="preserve"> ✓ - Şifre hashlenmiş şekilde saklanıyor </w:t>
       </w:r>
     </w:p>
     <w:p>
@@ -1061,31 +1029,7 @@
         <w:pStyle w:val="GvdeMetni"/>
       </w:pPr>
       <w:r>
-        <w:t>✓</w:t>
-      </w:r>
-      <w:proofErr w:type="spellStart"/>
-      <w:r>
-        <w:t>Eksikler</w:t>
-      </w:r>
-      <w:proofErr w:type="spellEnd"/>
-      <w:r>
-        <w:t xml:space="preserve"> / </w:t>
-      </w:r>
-      <w:proofErr w:type="spellStart"/>
-      <w:r>
-        <w:t>Geliştirme</w:t>
-      </w:r>
-      <w:proofErr w:type="spellEnd"/>
-      <w:r>
-        <w:t xml:space="preserve"> </w:t>
-      </w:r>
-      <w:proofErr w:type="spellStart"/>
-      <w:r>
-        <w:t>Alanları</w:t>
-      </w:r>
-      <w:proofErr w:type="spellEnd"/>
-      <w:r>
-        <w:t>: - Admin modülü tamamlanmalı - Tema modülü tamamlanmalı</w:t>
+        <w:t>✓Eksikler / Geliştirme Alanları: - Admin modülü tamamlanmalı - Tema modülü tamamlanmalı</w:t>
       </w:r>
     </w:p>
     <w:p>
@@ -1101,74 +1045,16 @@
         <w:pStyle w:val="GvdeMetni"/>
       </w:pPr>
       <w:r>
-        <w:t xml:space="preserve">✔️ Frontend ve backend </w:t>
+        <w:t>✔️ Frontend ve backend bağlantısı hash sistemi ile uyumlu</w:t>
       </w:r>
-      <w:proofErr w:type="spellStart"/>
-      <w:r>
-        <w:t>bağlantısı</w:t>
-      </w:r>
-      <w:proofErr w:type="spellEnd"/>
-      <w:r>
-        <w:t xml:space="preserve"> hash </w:t>
-      </w:r>
-      <w:proofErr w:type="spellStart"/>
-      <w:r>
-        <w:t>sistemi</w:t>
-      </w:r>
-      <w:proofErr w:type="spellEnd"/>
-      <w:r>
-        <w:t xml:space="preserve"> </w:t>
-      </w:r>
-      <w:proofErr w:type="spellStart"/>
-      <w:r>
-        <w:t>ile</w:t>
-      </w:r>
-      <w:proofErr w:type="spellEnd"/>
-      <w:r>
-        <w:t xml:space="preserve"> </w:t>
-      </w:r>
-      <w:proofErr w:type="spellStart"/>
-      <w:r>
-        <w:t>uyumlu</w:t>
-      </w:r>
-      <w:proofErr w:type="spellEnd"/>
     </w:p>
     <w:p>
       <w:pPr>
         <w:pStyle w:val="GvdeMetni"/>
       </w:pPr>
       <w:r>
-        <w:t xml:space="preserve"> ✔️ Temel </w:t>
+        <w:t xml:space="preserve"> ✔️ Temel kullanıcı işlemleri çalışır durumda</w:t>
       </w:r>
-      <w:proofErr w:type="spellStart"/>
-      <w:r>
-        <w:t>kullanıcı</w:t>
-      </w:r>
-      <w:proofErr w:type="spellEnd"/>
-      <w:r>
-        <w:t xml:space="preserve"> </w:t>
-      </w:r>
-      <w:proofErr w:type="spellStart"/>
-      <w:r>
-        <w:t>işlemleri</w:t>
-      </w:r>
-      <w:proofErr w:type="spellEnd"/>
-      <w:r>
-        <w:t xml:space="preserve"> </w:t>
-      </w:r>
-      <w:proofErr w:type="spellStart"/>
-      <w:r>
-        <w:t>çalışır</w:t>
-      </w:r>
-      <w:proofErr w:type="spellEnd"/>
-      <w:r>
-        <w:t xml:space="preserve"> </w:t>
-      </w:r>
-      <w:proofErr w:type="spellStart"/>
-      <w:r>
-        <w:t>durumda</w:t>
-      </w:r>
-      <w:proofErr w:type="spellEnd"/>
     </w:p>
     <w:p>
       <w:pPr>
@@ -1228,6 +1114,18 @@
       </w:pPr>
       <w:r>
         <w:t>Tüm API endpoint’leri sunucuda test edilmiş ve çalışıyor</w:t>
+      </w:r>
+    </w:p>
+    <w:p>
+      <w:pPr>
+        <w:pStyle w:val="Compact"/>
+        <w:numPr>
+          <w:ilvl w:val="0"/>
+          <w:numId w:val="2"/>
+        </w:numPr>
+      </w:pPr>
+      <w:r>
+        <w:t>Manuel Olarak Çalışır halde</w:t>
       </w:r>
     </w:p>
     <w:p>

--- a/SENE ODEVİ RAPOR.docx
+++ b/SENE ODEVİ RAPOR.docx
@@ -4,1323 +4,1560 @@
   <w:body>
     <w:p>
       <w:pPr>
-        <w:pStyle w:val="FirstParagraph"/>
         <w:jc w:val="center"/>
       </w:pPr>
       <w:r>
-        <w:t>📄 FRONTEND - BACKEND RAPORU (HASH SİSTEMLİ)</w:t>
-      </w:r>
-    </w:p>
-    <w:p>
-      <w:pPr>
-        <w:pStyle w:val="GvdeMetni"/>
-      </w:pPr>
-      <w:r>
-        <w:t>🖥️ FRONTEND DURUMU</w:t>
-      </w:r>
-    </w:p>
-    <w:tbl>
-      <w:tblPr>
-        <w:tblStyle w:val="Table"/>
-        <w:tblW w:w="5000" w:type="pct"/>
-        <w:tblLayout w:type="fixed"/>
-        <w:tblLook w:val="0020" w:firstRow="1" w:lastRow="0" w:firstColumn="0" w:lastColumn="0" w:noHBand="0" w:noVBand="0"/>
-      </w:tblPr>
-      <w:tblGrid>
-        <w:gridCol w:w="3262"/>
-        <w:gridCol w:w="978"/>
-        <w:gridCol w:w="816"/>
-        <w:gridCol w:w="1957"/>
-        <w:gridCol w:w="2609"/>
-      </w:tblGrid>
-      <w:tr>
-        <w:trPr>
-          <w:cnfStyle w:val="100000000000" w:firstRow="1" w:lastRow="0" w:firstColumn="0" w:lastColumn="0" w:oddVBand="0" w:evenVBand="0" w:oddHBand="0" w:evenHBand="0" w:firstRowFirstColumn="0" w:firstRowLastColumn="0" w:lastRowFirstColumn="0" w:lastRowLastColumn="0"/>
-          <w:tblHeader/>
-        </w:trPr>
-        <w:tc>
-          <w:tcPr>
-            <w:tcW w:w="2684" w:type="dxa"/>
-          </w:tcPr>
-          <w:p>
-            <w:pPr>
-              <w:pStyle w:val="Compact"/>
-            </w:pPr>
-            <w:r>
-              <w:t>Sayfa / Modül</w:t>
-            </w:r>
-          </w:p>
-        </w:tc>
-        <w:tc>
-          <w:tcPr>
-            <w:tcW w:w="805" w:type="dxa"/>
-          </w:tcPr>
-          <w:p>
-            <w:pPr>
-              <w:pStyle w:val="Compact"/>
-            </w:pPr>
-            <w:r>
-              <w:t>HTML</w:t>
-            </w:r>
-          </w:p>
-        </w:tc>
-        <w:tc>
-          <w:tcPr>
-            <w:tcW w:w="671" w:type="dxa"/>
-          </w:tcPr>
-          <w:p>
-            <w:pPr>
-              <w:pStyle w:val="Compact"/>
-            </w:pPr>
-            <w:r>
-              <w:t>CSS</w:t>
-            </w:r>
-          </w:p>
-        </w:tc>
-        <w:tc>
-          <w:tcPr>
-            <w:tcW w:w="1610" w:type="dxa"/>
-          </w:tcPr>
-          <w:p>
-            <w:pPr>
-              <w:pStyle w:val="Compact"/>
-            </w:pPr>
-            <w:r>
-              <w:t>JavaScript</w:t>
-            </w:r>
-          </w:p>
-        </w:tc>
-        <w:tc>
-          <w:tcPr>
-            <w:tcW w:w="2147" w:type="dxa"/>
-          </w:tcPr>
-          <w:p>
-            <w:pPr>
-              <w:pStyle w:val="Compact"/>
-            </w:pPr>
-            <w:r>
-              <w:t>Durum / Notlar</w:t>
-            </w:r>
-          </w:p>
-        </w:tc>
-      </w:tr>
-      <w:tr>
-        <w:tc>
-          <w:tcPr>
-            <w:tcW w:w="2684" w:type="dxa"/>
-          </w:tcPr>
-          <w:p>
-            <w:pPr>
-              <w:pStyle w:val="Compact"/>
-            </w:pPr>
-            <w:r>
-              <w:t>Index</w:t>
-            </w:r>
-          </w:p>
-        </w:tc>
-        <w:tc>
-          <w:tcPr>
-            <w:tcW w:w="805" w:type="dxa"/>
-          </w:tcPr>
-          <w:p>
-            <w:pPr>
-              <w:pStyle w:val="Compact"/>
-            </w:pPr>
-            <w:r>
-              <w:t>✓</w:t>
-            </w:r>
-          </w:p>
-        </w:tc>
-        <w:tc>
-          <w:tcPr>
-            <w:tcW w:w="671" w:type="dxa"/>
-          </w:tcPr>
-          <w:p>
-            <w:pPr>
-              <w:pStyle w:val="Compact"/>
-            </w:pPr>
-            <w:r>
-              <w:t>✓</w:t>
-            </w:r>
-          </w:p>
-        </w:tc>
-        <w:tc>
-          <w:tcPr>
-            <w:tcW w:w="1610" w:type="dxa"/>
-          </w:tcPr>
-          <w:p>
-            <w:pPr>
-              <w:pStyle w:val="Compact"/>
-            </w:pPr>
-            <w:r>
-              <w:t>✓</w:t>
-            </w:r>
-          </w:p>
-        </w:tc>
-        <w:tc>
-          <w:tcPr>
-            <w:tcW w:w="2147" w:type="dxa"/>
-          </w:tcPr>
-          <w:p>
-            <w:pPr>
-              <w:pStyle w:val="Compact"/>
-            </w:pPr>
-            <w:r>
-              <w:t>Tamamlandı</w:t>
-            </w:r>
-          </w:p>
-        </w:tc>
-      </w:tr>
-      <w:tr>
-        <w:tc>
-          <w:tcPr>
-            <w:tcW w:w="2684" w:type="dxa"/>
-          </w:tcPr>
-          <w:p>
-            <w:pPr>
-              <w:pStyle w:val="Compact"/>
-            </w:pPr>
-            <w:r>
-              <w:t>Login</w:t>
-            </w:r>
-          </w:p>
-        </w:tc>
-        <w:tc>
-          <w:tcPr>
-            <w:tcW w:w="805" w:type="dxa"/>
-          </w:tcPr>
-          <w:p>
-            <w:pPr>
-              <w:pStyle w:val="Compact"/>
-            </w:pPr>
-            <w:r>
-              <w:t>✓</w:t>
-            </w:r>
-          </w:p>
-        </w:tc>
-        <w:tc>
-          <w:tcPr>
-            <w:tcW w:w="671" w:type="dxa"/>
-          </w:tcPr>
-          <w:p>
-            <w:pPr>
-              <w:pStyle w:val="Compact"/>
-            </w:pPr>
-            <w:r>
-              <w:t>✓</w:t>
-            </w:r>
-          </w:p>
-        </w:tc>
-        <w:tc>
-          <w:tcPr>
-            <w:tcW w:w="1610" w:type="dxa"/>
-          </w:tcPr>
-          <w:p>
-            <w:pPr>
-              <w:pStyle w:val="Compact"/>
-            </w:pPr>
-            <w:r>
-              <w:t>✓</w:t>
-            </w:r>
-          </w:p>
-        </w:tc>
-        <w:tc>
-          <w:tcPr>
-            <w:tcW w:w="2147" w:type="dxa"/>
-          </w:tcPr>
-          <w:p>
-            <w:pPr>
-              <w:pStyle w:val="Compact"/>
-            </w:pPr>
-            <w:r>
-              <w:t>Hash şifre kontrolü aktif</w:t>
-            </w:r>
-          </w:p>
-        </w:tc>
-      </w:tr>
-      <w:tr>
-        <w:tc>
-          <w:tcPr>
-            <w:tcW w:w="2684" w:type="dxa"/>
-          </w:tcPr>
-          <w:p>
-            <w:pPr>
-              <w:pStyle w:val="Compact"/>
-            </w:pPr>
-            <w:r>
-              <w:t>Sign Up</w:t>
-            </w:r>
-          </w:p>
-        </w:tc>
-        <w:tc>
-          <w:tcPr>
-            <w:tcW w:w="805" w:type="dxa"/>
-          </w:tcPr>
-          <w:p>
-            <w:pPr>
-              <w:pStyle w:val="Compact"/>
-            </w:pPr>
-            <w:r>
-              <w:t>✓</w:t>
-            </w:r>
-          </w:p>
-        </w:tc>
-        <w:tc>
-          <w:tcPr>
-            <w:tcW w:w="671" w:type="dxa"/>
-          </w:tcPr>
-          <w:p>
-            <w:pPr>
-              <w:pStyle w:val="Compact"/>
-            </w:pPr>
-            <w:r>
-              <w:t>✓</w:t>
-            </w:r>
-          </w:p>
-        </w:tc>
-        <w:tc>
-          <w:tcPr>
-            <w:tcW w:w="1610" w:type="dxa"/>
-          </w:tcPr>
-          <w:p>
-            <w:pPr>
-              <w:pStyle w:val="Compact"/>
-            </w:pPr>
-            <w:r>
-              <w:t>✓</w:t>
-            </w:r>
-          </w:p>
-        </w:tc>
-        <w:tc>
-          <w:tcPr>
-            <w:tcW w:w="2147" w:type="dxa"/>
-          </w:tcPr>
-          <w:p>
-            <w:pPr>
-              <w:pStyle w:val="Compact"/>
-            </w:pPr>
-            <w:r>
-              <w:t>Şifre hashlenerek gönderiliyor</w:t>
-            </w:r>
-          </w:p>
-        </w:tc>
-      </w:tr>
-      <w:tr>
-        <w:tc>
-          <w:tcPr>
-            <w:tcW w:w="2684" w:type="dxa"/>
-          </w:tcPr>
-          <w:p>
-            <w:pPr>
-              <w:pStyle w:val="Compact"/>
-            </w:pPr>
-            <w:r>
-              <w:t>Beginning</w:t>
-            </w:r>
-          </w:p>
-        </w:tc>
-        <w:tc>
-          <w:tcPr>
-            <w:tcW w:w="805" w:type="dxa"/>
-          </w:tcPr>
-          <w:p>
-            <w:pPr>
-              <w:pStyle w:val="Compact"/>
-            </w:pPr>
-            <w:r>
-              <w:t>✓</w:t>
-            </w:r>
-          </w:p>
-        </w:tc>
-        <w:tc>
-          <w:tcPr>
-            <w:tcW w:w="671" w:type="dxa"/>
-          </w:tcPr>
-          <w:p>
-            <w:pPr>
-              <w:pStyle w:val="Compact"/>
-            </w:pPr>
-            <w:r>
-              <w:t>✓</w:t>
-            </w:r>
-          </w:p>
-        </w:tc>
-        <w:tc>
-          <w:tcPr>
-            <w:tcW w:w="1610" w:type="dxa"/>
-          </w:tcPr>
-          <w:p>
-            <w:pPr>
-              <w:pStyle w:val="Compact"/>
-            </w:pPr>
-            <w:r>
-              <w:t>✓</w:t>
-            </w:r>
-          </w:p>
-        </w:tc>
-        <w:tc>
-          <w:tcPr>
-            <w:tcW w:w="2147" w:type="dxa"/>
-          </w:tcPr>
-          <w:p>
-            <w:pPr>
-              <w:pStyle w:val="Compact"/>
-            </w:pPr>
-            <w:r>
-              <w:t>Tamamlandı</w:t>
-            </w:r>
-          </w:p>
-        </w:tc>
-      </w:tr>
-      <w:tr>
-        <w:tc>
-          <w:tcPr>
-            <w:tcW w:w="2684" w:type="dxa"/>
-          </w:tcPr>
-          <w:p>
-            <w:pPr>
-              <w:pStyle w:val="Compact"/>
-            </w:pPr>
-            <w:r>
-              <w:t>Download</w:t>
-            </w:r>
-          </w:p>
-        </w:tc>
-        <w:tc>
-          <w:tcPr>
-            <w:tcW w:w="805" w:type="dxa"/>
-          </w:tcPr>
-          <w:p>
-            <w:pPr>
-              <w:pStyle w:val="Compact"/>
-            </w:pPr>
-            <w:r>
-              <w:t>✓</w:t>
-            </w:r>
-          </w:p>
-        </w:tc>
-        <w:tc>
-          <w:tcPr>
-            <w:tcW w:w="671" w:type="dxa"/>
-          </w:tcPr>
-          <w:p>
-            <w:pPr>
-              <w:pStyle w:val="Compact"/>
-            </w:pPr>
-            <w:r>
-              <w:t>✓</w:t>
-            </w:r>
-          </w:p>
-        </w:tc>
-        <w:tc>
-          <w:tcPr>
-            <w:tcW w:w="1610" w:type="dxa"/>
-          </w:tcPr>
-          <w:p>
-            <w:pPr>
-              <w:pStyle w:val="Compact"/>
-            </w:pPr>
-            <w:r>
-              <w:t>✓</w:t>
-            </w:r>
-          </w:p>
-        </w:tc>
-        <w:tc>
-          <w:tcPr>
-            <w:tcW w:w="2147" w:type="dxa"/>
-          </w:tcPr>
-          <w:p>
-            <w:pPr>
-              <w:pStyle w:val="Compact"/>
-            </w:pPr>
-            <w:r>
-              <w:t>Tamamlandı</w:t>
-            </w:r>
-          </w:p>
-        </w:tc>
-      </w:tr>
-      <w:tr>
-        <w:tc>
-          <w:tcPr>
-            <w:tcW w:w="2684" w:type="dxa"/>
-          </w:tcPr>
-          <w:p>
-            <w:pPr>
-              <w:pStyle w:val="Compact"/>
-            </w:pPr>
-            <w:r>
-              <w:t>Theme</w:t>
-            </w:r>
-          </w:p>
-        </w:tc>
-        <w:tc>
-          <w:tcPr>
-            <w:tcW w:w="805" w:type="dxa"/>
-          </w:tcPr>
-          <w:p>
-            <w:pPr>
-              <w:pStyle w:val="Compact"/>
-            </w:pPr>
-            <w:r>
-              <w:t>✓</w:t>
-            </w:r>
-          </w:p>
-        </w:tc>
-        <w:tc>
-          <w:tcPr>
-            <w:tcW w:w="671" w:type="dxa"/>
-          </w:tcPr>
-          <w:p>
-            <w:pPr>
-              <w:pStyle w:val="Compact"/>
-            </w:pPr>
-            <w:r>
-              <w:t>✓</w:t>
-            </w:r>
-          </w:p>
-        </w:tc>
-        <w:tc>
-          <w:tcPr>
-            <w:tcW w:w="1610" w:type="dxa"/>
-          </w:tcPr>
-          <w:p>
-            <w:pPr>
-              <w:pStyle w:val="Compact"/>
-            </w:pPr>
-            <w:r>
-              <w:t>⚠️</w:t>
-            </w:r>
-          </w:p>
-        </w:tc>
-        <w:tc>
-          <w:tcPr>
-            <w:tcW w:w="2147" w:type="dxa"/>
-          </w:tcPr>
-          <w:p>
-            <w:pPr>
-              <w:pStyle w:val="Compact"/>
-            </w:pPr>
-            <w:r>
-              <w:t>Geliştirme aşamasında</w:t>
-            </w:r>
-          </w:p>
-        </w:tc>
-      </w:tr>
-      <w:tr>
-        <w:tc>
-          <w:tcPr>
-            <w:tcW w:w="2684" w:type="dxa"/>
-          </w:tcPr>
-          <w:p>
-            <w:pPr>
-              <w:pStyle w:val="Compact"/>
-            </w:pPr>
-            <w:r>
-              <w:t>Admin Login</w:t>
-            </w:r>
-          </w:p>
-        </w:tc>
-        <w:tc>
-          <w:tcPr>
-            <w:tcW w:w="805" w:type="dxa"/>
-          </w:tcPr>
-          <w:p>
-            <w:pPr>
-              <w:pStyle w:val="Compact"/>
-            </w:pPr>
-            <w:r>
-              <w:t>✓</w:t>
-            </w:r>
-          </w:p>
-        </w:tc>
-        <w:tc>
-          <w:tcPr>
-            <w:tcW w:w="671" w:type="dxa"/>
-          </w:tcPr>
-          <w:p>
-            <w:pPr>
-              <w:pStyle w:val="Compact"/>
-            </w:pPr>
-            <w:r>
-              <w:t>✓</w:t>
-            </w:r>
-          </w:p>
-        </w:tc>
-        <w:tc>
-          <w:tcPr>
-            <w:tcW w:w="1610" w:type="dxa"/>
-          </w:tcPr>
-          <w:p>
-            <w:pPr>
-              <w:pStyle w:val="Compact"/>
-            </w:pPr>
-            <w:r>
-              <w:t>⚠️</w:t>
-            </w:r>
-          </w:p>
-        </w:tc>
-        <w:tc>
-          <w:tcPr>
-            <w:tcW w:w="2147" w:type="dxa"/>
-          </w:tcPr>
-          <w:p>
-            <w:pPr>
-              <w:pStyle w:val="Compact"/>
-            </w:pPr>
-            <w:r>
-              <w:t>Geliştirme aşamasında</w:t>
-            </w:r>
-          </w:p>
-        </w:tc>
-      </w:tr>
-      <w:tr>
-        <w:tc>
-          <w:tcPr>
-            <w:tcW w:w="2684" w:type="dxa"/>
-          </w:tcPr>
-          <w:p>
-            <w:pPr>
-              <w:pStyle w:val="Compact"/>
-            </w:pPr>
-            <w:r>
-              <w:t>Admin Operations</w:t>
-            </w:r>
-          </w:p>
-        </w:tc>
-        <w:tc>
-          <w:tcPr>
-            <w:tcW w:w="805" w:type="dxa"/>
-          </w:tcPr>
-          <w:p>
-            <w:pPr>
-              <w:pStyle w:val="Compact"/>
-            </w:pPr>
-            <w:r>
-              <w:t>✓</w:t>
-            </w:r>
-          </w:p>
-        </w:tc>
-        <w:tc>
-          <w:tcPr>
-            <w:tcW w:w="671" w:type="dxa"/>
-          </w:tcPr>
-          <w:p>
-            <w:pPr>
-              <w:pStyle w:val="Compact"/>
-            </w:pPr>
-            <w:r>
-              <w:t>✓</w:t>
-            </w:r>
-          </w:p>
-        </w:tc>
-        <w:tc>
-          <w:tcPr>
-            <w:tcW w:w="1610" w:type="dxa"/>
-          </w:tcPr>
-          <w:p>
-            <w:pPr>
-              <w:pStyle w:val="Compact"/>
-            </w:pPr>
-            <w:r>
-              <w:t>⚠️</w:t>
-            </w:r>
-          </w:p>
-        </w:tc>
-        <w:tc>
-          <w:tcPr>
-            <w:tcW w:w="2147" w:type="dxa"/>
-          </w:tcPr>
-          <w:p>
-            <w:pPr>
-              <w:pStyle w:val="Compact"/>
-            </w:pPr>
-            <w:r>
-              <w:t>Geliştirme aşamasında</w:t>
-            </w:r>
-          </w:p>
-        </w:tc>
-      </w:tr>
-      <w:tr>
-        <w:tc>
-          <w:tcPr>
-            <w:tcW w:w="2684" w:type="dxa"/>
-          </w:tcPr>
-          <w:p>
-            <w:pPr>
-              <w:pStyle w:val="Compact"/>
-            </w:pPr>
-            <w:r>
-              <w:t>Password Update</w:t>
-            </w:r>
-          </w:p>
-        </w:tc>
-        <w:tc>
-          <w:tcPr>
-            <w:tcW w:w="805" w:type="dxa"/>
-          </w:tcPr>
-          <w:p>
-            <w:pPr>
-              <w:pStyle w:val="Compact"/>
-            </w:pPr>
-            <w:r>
-              <w:t>✓</w:t>
-            </w:r>
-          </w:p>
-        </w:tc>
-        <w:tc>
-          <w:tcPr>
-            <w:tcW w:w="671" w:type="dxa"/>
-          </w:tcPr>
-          <w:p>
-            <w:pPr>
-              <w:pStyle w:val="Compact"/>
-            </w:pPr>
-            <w:r>
-              <w:t>✓</w:t>
-            </w:r>
-          </w:p>
-        </w:tc>
-        <w:tc>
-          <w:tcPr>
-            <w:tcW w:w="1610" w:type="dxa"/>
-          </w:tcPr>
-          <w:p>
-            <w:pPr>
-              <w:pStyle w:val="Compact"/>
-            </w:pPr>
-            <w:r>
-              <w:t>✓</w:t>
-            </w:r>
-          </w:p>
-        </w:tc>
-        <w:tc>
-          <w:tcPr>
-            <w:tcW w:w="2147" w:type="dxa"/>
-          </w:tcPr>
-          <w:p>
-            <w:pPr>
-              <w:pStyle w:val="Compact"/>
-            </w:pPr>
-            <w:r>
-              <w:t>Hash uyumlu</w:t>
-            </w:r>
-          </w:p>
-        </w:tc>
-      </w:tr>
-      <w:tr>
-        <w:tc>
-          <w:tcPr>
-            <w:tcW w:w="2684" w:type="dxa"/>
-          </w:tcPr>
-          <w:p>
-            <w:pPr>
-              <w:pStyle w:val="Compact"/>
-            </w:pPr>
-            <w:r>
-              <w:t>Aboneliklerim</w:t>
-            </w:r>
-          </w:p>
-        </w:tc>
-        <w:tc>
-          <w:tcPr>
-            <w:tcW w:w="805" w:type="dxa"/>
-          </w:tcPr>
-          <w:p>
-            <w:pPr>
-              <w:pStyle w:val="Compact"/>
-            </w:pPr>
-            <w:r>
-              <w:t>⚠️</w:t>
-            </w:r>
-          </w:p>
-        </w:tc>
-        <w:tc>
-          <w:tcPr>
-            <w:tcW w:w="671" w:type="dxa"/>
-          </w:tcPr>
-          <w:p>
-            <w:pPr>
-              <w:pStyle w:val="Compact"/>
-            </w:pPr>
-            <w:r>
-              <w:t>⚠️</w:t>
-            </w:r>
-          </w:p>
-        </w:tc>
-        <w:tc>
-          <w:tcPr>
-            <w:tcW w:w="1610" w:type="dxa"/>
-          </w:tcPr>
-          <w:p>
-            <w:pPr>
-              <w:pStyle w:val="Compact"/>
-            </w:pPr>
-            <w:r>
-              <w:t>⚠️</w:t>
-            </w:r>
-          </w:p>
-        </w:tc>
-        <w:tc>
-          <w:tcPr>
-            <w:tcW w:w="2147" w:type="dxa"/>
-          </w:tcPr>
-          <w:p>
-            <w:pPr>
-              <w:pStyle w:val="Compact"/>
-            </w:pPr>
-            <w:r>
-              <w:t>Geliştirme aşamasında</w:t>
-            </w:r>
-          </w:p>
-        </w:tc>
-      </w:tr>
-    </w:tbl>
-    <w:p>
-      <w:pPr>
-        <w:pStyle w:val="GvdeMetni"/>
-        <w:jc w:val="center"/>
-      </w:pPr>
-      <w:r>
-        <w:t>⚙️ BACKEND DURUMU</w:t>
-      </w:r>
-    </w:p>
-    <w:tbl>
-      <w:tblPr>
-        <w:tblStyle w:val="Table"/>
-        <w:tblW w:w="5000" w:type="pct"/>
-        <w:tblLayout w:type="fixed"/>
-        <w:tblLook w:val="0020" w:firstRow="1" w:lastRow="0" w:firstColumn="0" w:lastColumn="0" w:noHBand="0" w:noVBand="0"/>
-      </w:tblPr>
-      <w:tblGrid>
-        <w:gridCol w:w="5346"/>
-        <w:gridCol w:w="4276"/>
-      </w:tblGrid>
-      <w:tr>
-        <w:trPr>
-          <w:cnfStyle w:val="100000000000" w:firstRow="1" w:lastRow="0" w:firstColumn="0" w:lastColumn="0" w:oddVBand="0" w:evenVBand="0" w:oddHBand="0" w:evenHBand="0" w:firstRowFirstColumn="0" w:firstRowLastColumn="0" w:lastRowFirstColumn="0" w:lastRowLastColumn="0"/>
-          <w:tblHeader/>
-        </w:trPr>
-        <w:tc>
-          <w:tcPr>
-            <w:tcW w:w="4400" w:type="dxa"/>
-          </w:tcPr>
-          <w:p>
-            <w:pPr>
-              <w:pStyle w:val="Compact"/>
-            </w:pPr>
-            <w:r>
-              <w:t>Modül</w:t>
-            </w:r>
-          </w:p>
-        </w:tc>
-        <w:tc>
-          <w:tcPr>
-            <w:tcW w:w="3520" w:type="dxa"/>
-          </w:tcPr>
-          <w:p>
-            <w:pPr>
-              <w:pStyle w:val="Compact"/>
-            </w:pPr>
-            <w:r>
-              <w:t>Durum / Açıklama</w:t>
-            </w:r>
-          </w:p>
-        </w:tc>
-      </w:tr>
-      <w:tr>
-        <w:tc>
-          <w:tcPr>
-            <w:tcW w:w="4400" w:type="dxa"/>
-          </w:tcPr>
-          <w:p>
-            <w:pPr>
-              <w:pStyle w:val="Compact"/>
-            </w:pPr>
-            <w:r>
-              <w:t>Login</w:t>
-            </w:r>
-          </w:p>
-        </w:tc>
-        <w:tc>
-          <w:tcPr>
-            <w:tcW w:w="3520" w:type="dxa"/>
-          </w:tcPr>
-          <w:p>
-            <w:pPr>
-              <w:pStyle w:val="Compact"/>
-            </w:pPr>
-            <w:r>
-              <w:t>Şifreler hashlenmiş şekilde kontrol ediliyor; düz şifre kabul edilmiyor</w:t>
-            </w:r>
-          </w:p>
-        </w:tc>
-      </w:tr>
-      <w:tr>
-        <w:tc>
-          <w:tcPr>
-            <w:tcW w:w="4400" w:type="dxa"/>
-          </w:tcPr>
-          <w:p>
-            <w:pPr>
-              <w:pStyle w:val="Compact"/>
-            </w:pPr>
-            <w:r>
-              <w:t>Validation</w:t>
-            </w:r>
-          </w:p>
-        </w:tc>
-        <w:tc>
-          <w:tcPr>
-            <w:tcW w:w="3520" w:type="dxa"/>
-          </w:tcPr>
-          <w:p>
-            <w:pPr>
-              <w:pStyle w:val="Compact"/>
-            </w:pPr>
-            <w:r>
-              <w:t>Boş veri engelleniyor; alanlar zorunlu</w:t>
-            </w:r>
-          </w:p>
-        </w:tc>
-      </w:tr>
-      <w:tr>
-        <w:tc>
-          <w:tcPr>
-            <w:tcW w:w="4400" w:type="dxa"/>
-          </w:tcPr>
-          <w:p>
-            <w:pPr>
-              <w:pStyle w:val="Compact"/>
-            </w:pPr>
-            <w:r>
-              <w:t>Database</w:t>
-            </w:r>
-          </w:p>
-        </w:tc>
-        <w:tc>
-          <w:tcPr>
-            <w:tcW w:w="3520" w:type="dxa"/>
-          </w:tcPr>
-          <w:p>
-            <w:pPr>
-              <w:pStyle w:val="Compact"/>
-            </w:pPr>
-            <w:r>
-              <w:t>Password hashli, Email UNIQUE; veri tabanı entegrasyonu tamam</w:t>
-            </w:r>
-          </w:p>
-        </w:tc>
-      </w:tr>
-      <w:tr>
-        <w:tc>
-          <w:tcPr>
-            <w:tcW w:w="4400" w:type="dxa"/>
-          </w:tcPr>
-          <w:p>
-            <w:pPr>
-              <w:pStyle w:val="Compact"/>
-            </w:pPr>
-            <w:r>
-              <w:t>Register (Sign Up)</w:t>
-            </w:r>
-          </w:p>
-        </w:tc>
-        <w:tc>
-          <w:tcPr>
-            <w:tcW w:w="3520" w:type="dxa"/>
-          </w:tcPr>
-          <w:p>
-            <w:pPr>
-              <w:pStyle w:val="Compact"/>
-            </w:pPr>
-            <w:r>
-              <w:t>Hashli şifre ile kayıt başarıyla yapılıyor</w:t>
-            </w:r>
-          </w:p>
-        </w:tc>
-      </w:tr>
-      <w:tr>
-        <w:tc>
-          <w:tcPr>
-            <w:tcW w:w="4400" w:type="dxa"/>
-          </w:tcPr>
-          <w:p>
-            <w:pPr>
-              <w:pStyle w:val="Compact"/>
-            </w:pPr>
-            <w:r>
-              <w:t>API / Endpoint</w:t>
-            </w:r>
-          </w:p>
-        </w:tc>
-        <w:tc>
-          <w:tcPr>
-            <w:tcW w:w="3520" w:type="dxa"/>
-          </w:tcPr>
-          <w:p>
-            <w:pPr>
-              <w:pStyle w:val="Compact"/>
-            </w:pPr>
-            <w:r>
-              <w:t>Frontend-backend iletişimi hash uyumlu; endpoint’ler aktif ve test edilmiş</w:t>
-            </w:r>
-          </w:p>
-        </w:tc>
-      </w:tr>
-    </w:tbl>
-    <w:p>
-      <w:pPr>
-        <w:pStyle w:val="GvdeMetni"/>
-      </w:pPr>
-      <w:r>
-        <w:t>🔐 SIGN UP / KAYIT DETAYLARI</w:t>
-      </w:r>
-    </w:p>
-    <w:p>
-      <w:pPr>
-        <w:pStyle w:val="GvdeMetni"/>
-      </w:pPr>
-      <w:r>
-        <w:t>Kullanılan Alanlar: Name, Surname, Username, Phone, Gender, Password (hashlenir), PasswordRepeat Validation Kuralları: - Username, Email, Phone benzersiz - Password ve PasswordRepeat eşleşmeli - Tüm alanlar zorunlu - Gender tek seçimli (Erkek / Bayan) - Başarılı kayıt → Login sayfasına yönlendirme</w:t>
-      </w:r>
-    </w:p>
-    <w:p>
-      <w:pPr>
-        <w:pStyle w:val="GvdeMetni"/>
-      </w:pPr>
-      <w:r>
-        <w:t>🔄 PASSWORD UPDATE</w:t>
-      </w:r>
-    </w:p>
-    <w:p>
-      <w:pPr>
-        <w:pStyle w:val="GvdeMetni"/>
-      </w:pPr>
-      <w:r>
-        <w:t>Çalışma Mantığı: 1. Kullanıcı yeni şifre ve tekrar şifre girer 2. Eşleşme kontrolü 3. Eşleşme sağlanırsa hashlenerek veri tabanında güncellenir</w:t>
-      </w:r>
-    </w:p>
-    <w:p>
-      <w:pPr>
-        <w:pStyle w:val="GvdeMetni"/>
-      </w:pPr>
-      <w:r>
-        <w:t>Mevcut Özellikler: - Şifre doğrulama (Password = PasswordRepeat)</w:t>
-      </w:r>
-    </w:p>
-    <w:p>
-      <w:pPr>
-        <w:pStyle w:val="GvdeMetni"/>
-      </w:pPr>
-      <w:r>
-        <w:t xml:space="preserve"> ✓ - SQL üzerinden güncelleme ✓ - Parametreli sorgu kullanımı (SQL Injection koruması)</w:t>
-      </w:r>
-    </w:p>
-    <w:p>
-      <w:pPr>
-        <w:pStyle w:val="GvdeMetni"/>
-      </w:pPr>
-      <w:r>
-        <w:t xml:space="preserve"> ✓ - Şifre hashlenmiş şekilde saklanıyor </w:t>
-      </w:r>
-    </w:p>
-    <w:p>
-      <w:pPr>
-        <w:pStyle w:val="GvdeMetni"/>
-      </w:pPr>
-      <w:r>
-        <w:t>✓Eksikler / Geliştirme Alanları: - Admin modülü tamamlanmalı - Tema modülü tamamlanmalı</w:t>
-      </w:r>
-    </w:p>
-    <w:p>
-      <w:pPr>
-        <w:pStyle w:val="GvdeMetni"/>
-      </w:pPr>
-      <w:r>
-        <w:t>📊 GENEL DEĞERLENDİRME</w:t>
-      </w:r>
-    </w:p>
-    <w:p>
-      <w:pPr>
-        <w:pStyle w:val="GvdeMetni"/>
-      </w:pPr>
-      <w:r>
-        <w:t>✔️ Frontend ve backend bağlantısı hash sistemi ile uyumlu</w:t>
-      </w:r>
-    </w:p>
-    <w:p>
-      <w:pPr>
-        <w:pStyle w:val="GvdeMetni"/>
-      </w:pPr>
-      <w:r>
-        <w:t xml:space="preserve"> ✔️ Temel kullanıcı işlemleri çalışır durumda</w:t>
-      </w:r>
-    </w:p>
-    <w:p>
-      <w:pPr>
-        <w:pStyle w:val="GvdeMetni"/>
-      </w:pPr>
-      <w:r>
-        <w:t xml:space="preserve"> ✔️ Veri tabanı entegrasyonu başarılı</w:t>
-      </w:r>
-    </w:p>
-    <w:p>
-      <w:pPr>
-        <w:pStyle w:val="GvdeMetni"/>
-      </w:pPr>
-      <w:r>
-        <w:t>❗ Admin ve tema modülleri tamamlanmamış</w:t>
-      </w:r>
-    </w:p>
-    <w:p>
-      <w:pPr>
-        <w:pStyle w:val="GvdeMetni"/>
-      </w:pPr>
-      <w:r>
-        <w:t>📌 EK NOTLAR</w:t>
-      </w:r>
-    </w:p>
-    <w:p>
-      <w:pPr>
-        <w:pStyle w:val="Compact"/>
-        <w:numPr>
-          <w:ilvl w:val="0"/>
-          <w:numId w:val="2"/>
-        </w:numPr>
-      </w:pPr>
-      <w:r>
-        <w:t>Proje, şahsi sunucu üzerinde çalışıyor</w:t>
-      </w:r>
-    </w:p>
-    <w:p>
-      <w:pPr>
-        <w:pStyle w:val="Compact"/>
-        <w:numPr>
-          <w:ilvl w:val="0"/>
-          <w:numId w:val="2"/>
-        </w:numPr>
-      </w:pPr>
-      <w:r>
-        <w:t>Frontend-backend veri alışverişi hash sistemi ile güvenli</w:t>
-      </w:r>
-    </w:p>
-    <w:p>
-      <w:pPr>
-        <w:pStyle w:val="Compact"/>
-        <w:numPr>
-          <w:ilvl w:val="0"/>
-          <w:numId w:val="2"/>
-        </w:numPr>
-      </w:pPr>
-      <w:r>
-        <w:t>Tüm API endpoint’leri sunucuda test edilmiş ve çalışıyor</w:t>
-      </w:r>
-    </w:p>
-    <w:p>
-      <w:pPr>
-        <w:pStyle w:val="Compact"/>
-        <w:numPr>
-          <w:ilvl w:val="0"/>
-          <w:numId w:val="2"/>
-        </w:numPr>
-      </w:pPr>
-      <w:r>
-        <w:t>Manuel Olarak Çalışır halde</w:t>
-      </w:r>
-    </w:p>
-    <w:p>
-      <w:pPr>
-        <w:pStyle w:val="FirstParagraph"/>
-      </w:pPr>
-      <w:r>
-        <w:t>🛠️ GELİŞTİRME PLANLARI (Önerilen)</w:t>
-      </w:r>
-    </w:p>
-    <w:tbl>
-      <w:tblPr>
-        <w:tblStyle w:val="Table"/>
-        <w:tblW w:w="5000" w:type="pct"/>
-        <w:tblLayout w:type="fixed"/>
-        <w:tblLook w:val="0020" w:firstRow="1" w:lastRow="0" w:firstColumn="0" w:lastColumn="0" w:noHBand="0" w:noVBand="0"/>
-      </w:tblPr>
-      <w:tblGrid>
-        <w:gridCol w:w="4475"/>
-        <w:gridCol w:w="5147"/>
-      </w:tblGrid>
-      <w:tr>
-        <w:trPr>
-          <w:cnfStyle w:val="100000000000" w:firstRow="1" w:lastRow="0" w:firstColumn="0" w:lastColumn="0" w:oddVBand="0" w:evenVBand="0" w:oddHBand="0" w:evenHBand="0" w:firstRowFirstColumn="0" w:firstRowLastColumn="0" w:lastRowFirstColumn="0" w:lastRowLastColumn="0"/>
-          <w:tblHeader/>
-        </w:trPr>
-        <w:tc>
-          <w:tcPr>
-            <w:tcW w:w="3683" w:type="dxa"/>
-          </w:tcPr>
-          <w:p>
-            <w:pPr>
-              <w:pStyle w:val="Compact"/>
-            </w:pPr>
-            <w:r>
-              <w:t>Modül / Alan</w:t>
-            </w:r>
-          </w:p>
-        </w:tc>
-        <w:tc>
-          <w:tcPr>
-            <w:tcW w:w="4236" w:type="dxa"/>
-          </w:tcPr>
-          <w:p>
-            <w:pPr>
-              <w:pStyle w:val="Compact"/>
-            </w:pPr>
-            <w:r>
-              <w:t>Önerilen Adım / Notlar</w:t>
-            </w:r>
-          </w:p>
-        </w:tc>
-      </w:tr>
-      <w:tr>
-        <w:tc>
-          <w:tcPr>
-            <w:tcW w:w="3683" w:type="dxa"/>
-          </w:tcPr>
-          <w:p>
-            <w:pPr>
-              <w:pStyle w:val="Compact"/>
-            </w:pPr>
-            <w:r>
-              <w:t>Theme</w:t>
-            </w:r>
-          </w:p>
-        </w:tc>
-        <w:tc>
-          <w:tcPr>
-            <w:tcW w:w="4236" w:type="dxa"/>
-          </w:tcPr>
-          <w:p>
-            <w:pPr>
-              <w:pStyle w:val="Compact"/>
-            </w:pPr>
-            <w:r>
-              <w:t>JS geliştirme tamamlanmalı; tema değişimi hash veya kullanıcı rolüne göre çalışmalı</w:t>
-            </w:r>
-          </w:p>
-        </w:tc>
-      </w:tr>
-      <w:tr>
-        <w:tc>
-          <w:tcPr>
-            <w:tcW w:w="3683" w:type="dxa"/>
-          </w:tcPr>
-          <w:p>
-            <w:pPr>
-              <w:pStyle w:val="Compact"/>
-            </w:pPr>
-            <w:r>
-              <w:t>Admin Login</w:t>
-            </w:r>
-          </w:p>
-        </w:tc>
-        <w:tc>
-          <w:tcPr>
-            <w:tcW w:w="4236" w:type="dxa"/>
-          </w:tcPr>
-          <w:p>
-            <w:pPr>
-              <w:pStyle w:val="Compact"/>
-            </w:pPr>
-            <w:r>
-              <w:t>Hash şifre uyumlu giriş, yetki kontrolü eklenmeli</w:t>
-            </w:r>
-          </w:p>
-        </w:tc>
-      </w:tr>
-      <w:tr>
-        <w:tc>
-          <w:tcPr>
-            <w:tcW w:w="3683" w:type="dxa"/>
-          </w:tcPr>
-          <w:p>
-            <w:pPr>
-              <w:pStyle w:val="Compact"/>
-            </w:pPr>
-            <w:r>
-              <w:t>Admin Operations</w:t>
-            </w:r>
-          </w:p>
-        </w:tc>
-        <w:tc>
-          <w:tcPr>
-            <w:tcW w:w="4236" w:type="dxa"/>
-          </w:tcPr>
-          <w:p>
-            <w:pPr>
-              <w:pStyle w:val="Compact"/>
-            </w:pPr>
-            <w:r>
-              <w:t>Kullanıcı yönetimi, abonelik yönetimi, log takibi eklenmeli</w:t>
-            </w:r>
-          </w:p>
-        </w:tc>
-      </w:tr>
-      <w:tr>
-        <w:tc>
-          <w:tcPr>
-            <w:tcW w:w="3683" w:type="dxa"/>
-          </w:tcPr>
-          <w:p>
-            <w:pPr>
-              <w:pStyle w:val="Compact"/>
-            </w:pPr>
-            <w:r>
-              <w:t>Aboneliklerim</w:t>
-            </w:r>
-          </w:p>
-        </w:tc>
-        <w:tc>
-          <w:tcPr>
-            <w:tcW w:w="4236" w:type="dxa"/>
-          </w:tcPr>
-          <w:p>
-            <w:pPr>
-              <w:pStyle w:val="Compact"/>
-            </w:pPr>
-            <w:r>
-              <w:t>Frontend ve backend uyumlu abonelik sorgulama ve güncelleme eklenmeli</w:t>
-            </w:r>
-          </w:p>
-        </w:tc>
-      </w:tr>
-      <w:tr>
-        <w:tc>
-          <w:tcPr>
-            <w:tcW w:w="3683" w:type="dxa"/>
-          </w:tcPr>
-          <w:p>
-            <w:pPr>
-              <w:pStyle w:val="Compact"/>
-            </w:pPr>
-            <w:r>
-              <w:t>Security</w:t>
-            </w:r>
-          </w:p>
-        </w:tc>
-        <w:tc>
-          <w:tcPr>
-            <w:tcW w:w="4236" w:type="dxa"/>
-          </w:tcPr>
-          <w:p>
-            <w:pPr>
-              <w:pStyle w:val="Compact"/>
-            </w:pPr>
-            <w:r>
-              <w:t>Şifreler hashlenmiş, ancak JWT veya session tabanlı oturum yönetimi eklenebilir</w:t>
-            </w:r>
-          </w:p>
-        </w:tc>
-      </w:tr>
-    </w:tbl>
+        <w:rPr>
+          <w:rFonts w:ascii="Segoe UI Emoji" w:hAnsi="Segoe UI Emoji" w:cs="Segoe UI Emoji"/>
+        </w:rPr>
+        <w:t>📄</w:t>
+      </w:r>
+      <w:r>
+        <w:t xml:space="preserve"> FRONTEND - BACKEND RAPORU (HASH + TOKEN SİSTEMİ)</w:t>
+      </w:r>
+    </w:p>
     <w:p/>
+    <w:p>
+      <w:r>
+        <w:rPr>
+          <w:rFonts w:ascii="Segoe UI Emoji" w:hAnsi="Segoe UI Emoji" w:cs="Segoe UI Emoji"/>
+        </w:rPr>
+        <w:t>🖥️</w:t>
+      </w:r>
+      <w:r>
+        <w:t xml:space="preserve"> FRONTEND DURUMU</w:t>
+      </w:r>
+    </w:p>
+    <w:p>
+      <w:proofErr w:type="spellStart"/>
+      <w:r>
+        <w:t>Sayfa</w:t>
+      </w:r>
+      <w:proofErr w:type="spellEnd"/>
+      <w:r>
+        <w:t xml:space="preserve"> / </w:t>
+      </w:r>
+      <w:proofErr w:type="spellStart"/>
+      <w:r>
+        <w:t>Modül</w:t>
+      </w:r>
+      <w:proofErr w:type="spellEnd"/>
+      <w:r>
+        <w:t xml:space="preserve">        | HTML | CSS | JavaScript | Durum / </w:t>
+      </w:r>
+      <w:proofErr w:type="spellStart"/>
+      <w:r>
+        <w:t>Notlar</w:t>
+      </w:r>
+      <w:proofErr w:type="spellEnd"/>
+    </w:p>
+    <w:p>
+      <w:r>
+        <w:t>---------------------------------------------------------------</w:t>
+      </w:r>
+    </w:p>
+    <w:p>
+      <w:r>
+        <w:t xml:space="preserve">Index                | ✓    | ✓   | ✓          | </w:t>
+      </w:r>
+      <w:proofErr w:type="spellStart"/>
+      <w:r>
+        <w:t>Tamamlandı</w:t>
+      </w:r>
+      <w:proofErr w:type="spellEnd"/>
+    </w:p>
+    <w:p>
+      <w:r>
+        <w:t xml:space="preserve">Login                | ✓    | ✓   | ✓          | Hash + Token </w:t>
+      </w:r>
+      <w:proofErr w:type="spellStart"/>
+      <w:r>
+        <w:t>altyapısı</w:t>
+      </w:r>
+      <w:proofErr w:type="spellEnd"/>
+      <w:r>
+        <w:t xml:space="preserve"> </w:t>
+      </w:r>
+      <w:proofErr w:type="spellStart"/>
+      <w:r>
+        <w:t>hazır</w:t>
+      </w:r>
+      <w:proofErr w:type="spellEnd"/>
+    </w:p>
+    <w:p>
+      <w:r>
+        <w:t xml:space="preserve">Sign Up              | ✓    | ✓   | ✓          | </w:t>
+      </w:r>
+      <w:proofErr w:type="spellStart"/>
+      <w:r>
+        <w:t>Şifre</w:t>
+      </w:r>
+      <w:proofErr w:type="spellEnd"/>
+      <w:r>
+        <w:t xml:space="preserve"> </w:t>
+      </w:r>
+      <w:proofErr w:type="spellStart"/>
+      <w:r>
+        <w:t>hashlenerek</w:t>
+      </w:r>
+      <w:proofErr w:type="spellEnd"/>
+      <w:r>
+        <w:t xml:space="preserve"> </w:t>
+      </w:r>
+      <w:proofErr w:type="spellStart"/>
+      <w:r>
+        <w:t>gönderiliyor</w:t>
+      </w:r>
+      <w:proofErr w:type="spellEnd"/>
+    </w:p>
+    <w:p>
+      <w:r>
+        <w:t xml:space="preserve">Beginning            | ✓    | ✓   | ✓          | </w:t>
+      </w:r>
+      <w:proofErr w:type="spellStart"/>
+      <w:r>
+        <w:t>Tamamlandı</w:t>
+      </w:r>
+      <w:proofErr w:type="spellEnd"/>
+    </w:p>
+    <w:p>
+      <w:r>
+        <w:t xml:space="preserve">Download             | ✓    | ✓   | ✓          | </w:t>
+      </w:r>
+      <w:proofErr w:type="spellStart"/>
+      <w:r>
+        <w:t>Tamamlandı</w:t>
+      </w:r>
+      <w:proofErr w:type="spellEnd"/>
+    </w:p>
+    <w:p>
+      <w:r>
+        <w:t xml:space="preserve">Theme                | ✓    | ✓   | </w:t>
+      </w:r>
+      <w:r>
+        <w:rPr>
+          <w:rFonts w:ascii="Segoe UI Emoji" w:hAnsi="Segoe UI Emoji" w:cs="Segoe UI Emoji"/>
+        </w:rPr>
+        <w:t>⚠️</w:t>
+      </w:r>
+      <w:r>
+        <w:t xml:space="preserve">         | JS </w:t>
+      </w:r>
+      <w:proofErr w:type="spellStart"/>
+      <w:r>
+        <w:t>geliştirme</w:t>
+      </w:r>
+      <w:proofErr w:type="spellEnd"/>
+      <w:r>
+        <w:t xml:space="preserve"> </w:t>
+      </w:r>
+      <w:proofErr w:type="spellStart"/>
+      <w:r>
+        <w:t>aşamasında</w:t>
+      </w:r>
+      <w:proofErr w:type="spellEnd"/>
+    </w:p>
+    <w:p>
+      <w:r>
+        <w:t xml:space="preserve">Admin Login          | ✓    | ✓   | </w:t>
+      </w:r>
+      <w:r>
+        <w:rPr>
+          <w:rFonts w:ascii="Segoe UI Emoji" w:hAnsi="Segoe UI Emoji" w:cs="Segoe UI Emoji"/>
+        </w:rPr>
+        <w:t>⚠️</w:t>
+      </w:r>
+      <w:r>
+        <w:t xml:space="preserve">         | Token + </w:t>
+      </w:r>
+      <w:proofErr w:type="spellStart"/>
+      <w:r>
+        <w:t>yetkilendirme</w:t>
+      </w:r>
+      <w:proofErr w:type="spellEnd"/>
+      <w:r>
+        <w:t xml:space="preserve"> </w:t>
+      </w:r>
+      <w:proofErr w:type="spellStart"/>
+      <w:r>
+        <w:t>eklenecek</w:t>
+      </w:r>
+      <w:proofErr w:type="spellEnd"/>
+    </w:p>
+    <w:p>
+      <w:r>
+        <w:t xml:space="preserve">Admin Operations     | ✓    | ✓   | </w:t>
+      </w:r>
+      <w:r>
+        <w:rPr>
+          <w:rFonts w:ascii="Segoe UI Emoji" w:hAnsi="Segoe UI Emoji" w:cs="Segoe UI Emoji"/>
+        </w:rPr>
+        <w:t>⚠️</w:t>
+      </w:r>
+      <w:r>
+        <w:t xml:space="preserve">         | </w:t>
+      </w:r>
+      <w:proofErr w:type="spellStart"/>
+      <w:r>
+        <w:t>Geliştirme</w:t>
+      </w:r>
+      <w:proofErr w:type="spellEnd"/>
+      <w:r>
+        <w:t xml:space="preserve"> </w:t>
+      </w:r>
+      <w:proofErr w:type="spellStart"/>
+      <w:r>
+        <w:t>aşamasında</w:t>
+      </w:r>
+      <w:proofErr w:type="spellEnd"/>
+    </w:p>
+    <w:p>
+      <w:r>
+        <w:t xml:space="preserve">Password Update      | ✓    | ✓   | ✓          | Hash </w:t>
+      </w:r>
+      <w:proofErr w:type="spellStart"/>
+      <w:r>
+        <w:t>uyumlu</w:t>
+      </w:r>
+      <w:proofErr w:type="spellEnd"/>
+      <w:r>
+        <w:t xml:space="preserve"> </w:t>
+      </w:r>
+      <w:proofErr w:type="spellStart"/>
+      <w:r>
+        <w:t>çalışıyor</w:t>
+      </w:r>
+      <w:proofErr w:type="spellEnd"/>
+    </w:p>
+    <w:p>
+      <w:proofErr w:type="spellStart"/>
+      <w:r>
+        <w:t>Aboneliklerim</w:t>
+      </w:r>
+      <w:proofErr w:type="spellEnd"/>
+      <w:r>
+        <w:t xml:space="preserve">        | ✓    | ✓   | </w:t>
+      </w:r>
+      <w:r>
+        <w:rPr>
+          <w:rFonts w:ascii="Segoe UI Emoji" w:hAnsi="Segoe UI Emoji" w:cs="Segoe UI Emoji"/>
+        </w:rPr>
+        <w:t>⚠️</w:t>
+      </w:r>
+      <w:r>
+        <w:t xml:space="preserve">         | </w:t>
+      </w:r>
+      <w:proofErr w:type="spellStart"/>
+      <w:r>
+        <w:t>Sayfa</w:t>
+      </w:r>
+      <w:proofErr w:type="spellEnd"/>
+      <w:r>
+        <w:t xml:space="preserve"> </w:t>
+      </w:r>
+      <w:proofErr w:type="spellStart"/>
+      <w:r>
+        <w:t>eklendi</w:t>
+      </w:r>
+      <w:proofErr w:type="spellEnd"/>
+      <w:r>
+        <w:t xml:space="preserve">, JS </w:t>
+      </w:r>
+      <w:proofErr w:type="spellStart"/>
+      <w:r>
+        <w:t>geliştirme</w:t>
+      </w:r>
+      <w:proofErr w:type="spellEnd"/>
+      <w:r>
+        <w:t xml:space="preserve"> </w:t>
+      </w:r>
+      <w:proofErr w:type="spellStart"/>
+      <w:r>
+        <w:t>aşamasında</w:t>
+      </w:r>
+      <w:proofErr w:type="spellEnd"/>
+    </w:p>
+    <w:p>
+      <w:r>
+        <w:t xml:space="preserve">Modal </w:t>
+      </w:r>
+      <w:proofErr w:type="spellStart"/>
+      <w:r>
+        <w:t>Sistem</w:t>
+      </w:r>
+      <w:proofErr w:type="spellEnd"/>
+      <w:r>
+        <w:t xml:space="preserve">         | ✓    | ✓   | ✓          | </w:t>
+      </w:r>
+      <w:proofErr w:type="spellStart"/>
+      <w:r>
+        <w:t>Tamamlandı</w:t>
+      </w:r>
+      <w:proofErr w:type="spellEnd"/>
+      <w:r>
+        <w:t xml:space="preserve"> (Finito)</w:t>
+      </w:r>
+    </w:p>
+    <w:p/>
+    <w:p>
+      <w:r>
+        <w:rPr>
+          <w:rFonts w:ascii="Segoe UI Emoji" w:hAnsi="Segoe UI Emoji" w:cs="Segoe UI Emoji"/>
+        </w:rPr>
+        <w:t>⚙️</w:t>
+      </w:r>
+      <w:r>
+        <w:t xml:space="preserve"> BACKEND DURUMU</w:t>
+      </w:r>
+    </w:p>
+    <w:p>
+      <w:proofErr w:type="spellStart"/>
+      <w:r>
+        <w:t>Modül</w:t>
+      </w:r>
+      <w:proofErr w:type="spellEnd"/>
+      <w:r>
+        <w:t xml:space="preserve">            | Durum / </w:t>
+      </w:r>
+      <w:proofErr w:type="spellStart"/>
+      <w:r>
+        <w:t>Açıklama</w:t>
+      </w:r>
+      <w:proofErr w:type="spellEnd"/>
+    </w:p>
+    <w:p>
+      <w:r>
+        <w:t>----------------------------------</w:t>
+      </w:r>
+    </w:p>
+    <w:p>
+      <w:r>
+        <w:t xml:space="preserve">Login           | </w:t>
+      </w:r>
+      <w:proofErr w:type="spellStart"/>
+      <w:r>
+        <w:t>Hashlenmiş</w:t>
+      </w:r>
+      <w:proofErr w:type="spellEnd"/>
+      <w:r>
+        <w:t xml:space="preserve"> </w:t>
+      </w:r>
+      <w:proofErr w:type="spellStart"/>
+      <w:r>
+        <w:t>şifre</w:t>
+      </w:r>
+      <w:proofErr w:type="spellEnd"/>
+      <w:r>
+        <w:t xml:space="preserve"> </w:t>
+      </w:r>
+      <w:proofErr w:type="spellStart"/>
+      <w:r>
+        <w:t>kontrolü</w:t>
+      </w:r>
+      <w:proofErr w:type="spellEnd"/>
+      <w:r>
+        <w:t xml:space="preserve"> </w:t>
+      </w:r>
+      <w:proofErr w:type="spellStart"/>
+      <w:r>
+        <w:t>aktif</w:t>
+      </w:r>
+      <w:proofErr w:type="spellEnd"/>
+    </w:p>
+    <w:p>
+      <w:r>
+        <w:t xml:space="preserve">Register        | </w:t>
+      </w:r>
+      <w:proofErr w:type="spellStart"/>
+      <w:r>
+        <w:t>Hashli</w:t>
+      </w:r>
+      <w:proofErr w:type="spellEnd"/>
+      <w:r>
+        <w:t xml:space="preserve"> </w:t>
+      </w:r>
+      <w:proofErr w:type="spellStart"/>
+      <w:r>
+        <w:t>şifre</w:t>
+      </w:r>
+      <w:proofErr w:type="spellEnd"/>
+      <w:r>
+        <w:t xml:space="preserve"> </w:t>
+      </w:r>
+      <w:proofErr w:type="spellStart"/>
+      <w:r>
+        <w:t>ile</w:t>
+      </w:r>
+      <w:proofErr w:type="spellEnd"/>
+      <w:r>
+        <w:t xml:space="preserve"> </w:t>
+      </w:r>
+      <w:proofErr w:type="spellStart"/>
+      <w:r>
+        <w:t>kayıt</w:t>
+      </w:r>
+      <w:proofErr w:type="spellEnd"/>
+      <w:r>
+        <w:t xml:space="preserve"> </w:t>
+      </w:r>
+      <w:proofErr w:type="spellStart"/>
+      <w:r>
+        <w:t>başarılı</w:t>
+      </w:r>
+      <w:proofErr w:type="spellEnd"/>
+    </w:p>
+    <w:p>
+      <w:r>
+        <w:t xml:space="preserve">Validation      | </w:t>
+      </w:r>
+      <w:proofErr w:type="spellStart"/>
+      <w:r>
+        <w:t>Zorunlu</w:t>
+      </w:r>
+      <w:proofErr w:type="spellEnd"/>
+      <w:r>
+        <w:t xml:space="preserve"> </w:t>
+      </w:r>
+      <w:proofErr w:type="spellStart"/>
+      <w:r>
+        <w:t>alan</w:t>
+      </w:r>
+      <w:proofErr w:type="spellEnd"/>
+      <w:r>
+        <w:t xml:space="preserve"> </w:t>
+      </w:r>
+      <w:proofErr w:type="spellStart"/>
+      <w:r>
+        <w:t>kontrolü</w:t>
+      </w:r>
+      <w:proofErr w:type="spellEnd"/>
+      <w:r>
+        <w:t xml:space="preserve"> </w:t>
+      </w:r>
+      <w:proofErr w:type="spellStart"/>
+      <w:r>
+        <w:t>mevcut</w:t>
+      </w:r>
+      <w:proofErr w:type="spellEnd"/>
+    </w:p>
+    <w:p>
+      <w:r>
+        <w:t xml:space="preserve">Database        | Email UNIQUE, Password </w:t>
+      </w:r>
+      <w:proofErr w:type="spellStart"/>
+      <w:r>
+        <w:t>hashli</w:t>
+      </w:r>
+      <w:proofErr w:type="spellEnd"/>
+    </w:p>
+    <w:p>
+      <w:r>
+        <w:t xml:space="preserve">API / </w:t>
+      </w:r>
+      <w:proofErr w:type="gramStart"/>
+      <w:r>
+        <w:t>Endpoint  |</w:t>
+      </w:r>
+      <w:proofErr w:type="gramEnd"/>
+      <w:r>
+        <w:t xml:space="preserve"> Frontend </w:t>
+      </w:r>
+      <w:proofErr w:type="spellStart"/>
+      <w:r>
+        <w:t>uyumlu</w:t>
+      </w:r>
+      <w:proofErr w:type="spellEnd"/>
+      <w:r>
+        <w:t xml:space="preserve">, </w:t>
+      </w:r>
+      <w:proofErr w:type="spellStart"/>
+      <w:r>
+        <w:t>aktif</w:t>
+      </w:r>
+      <w:proofErr w:type="spellEnd"/>
+      <w:r>
+        <w:t xml:space="preserve"> </w:t>
+      </w:r>
+      <w:proofErr w:type="spellStart"/>
+      <w:r>
+        <w:t>ve</w:t>
+      </w:r>
+      <w:proofErr w:type="spellEnd"/>
+      <w:r>
+        <w:t xml:space="preserve"> test </w:t>
+      </w:r>
+      <w:proofErr w:type="spellStart"/>
+      <w:r>
+        <w:t>edilmiş</w:t>
+      </w:r>
+      <w:proofErr w:type="spellEnd"/>
+    </w:p>
+    <w:p>
+      <w:r>
+        <w:t xml:space="preserve">Token System    | </w:t>
+      </w:r>
+      <w:proofErr w:type="spellStart"/>
+      <w:r>
+        <w:t>Başlandı</w:t>
+      </w:r>
+      <w:proofErr w:type="spellEnd"/>
+      <w:r>
+        <w:t xml:space="preserve"> (JWT / Session </w:t>
+      </w:r>
+      <w:proofErr w:type="spellStart"/>
+      <w:r>
+        <w:t>entegrasyonu</w:t>
+      </w:r>
+      <w:proofErr w:type="spellEnd"/>
+      <w:r>
+        <w:t xml:space="preserve"> </w:t>
+      </w:r>
+      <w:proofErr w:type="spellStart"/>
+      <w:r>
+        <w:t>planlanıyor</w:t>
+      </w:r>
+      <w:proofErr w:type="spellEnd"/>
+      <w:r>
+        <w:t>)</w:t>
+      </w:r>
+    </w:p>
+    <w:p/>
+    <w:p>
+      <w:r>
+        <w:rPr>
+          <w:rFonts w:ascii="Segoe UI Emoji" w:hAnsi="Segoe UI Emoji" w:cs="Segoe UI Emoji"/>
+        </w:rPr>
+        <w:t>🔐</w:t>
+      </w:r>
+      <w:r>
+        <w:t xml:space="preserve"> SIGN UP / KAYIT DETAYLARI</w:t>
+      </w:r>
+    </w:p>
+    <w:p>
+      <w:proofErr w:type="spellStart"/>
+      <w:r>
+        <w:t>Alanlar</w:t>
+      </w:r>
+      <w:proofErr w:type="spellEnd"/>
+      <w:r>
+        <w:t>:</w:t>
+      </w:r>
+    </w:p>
+    <w:p>
+      <w:r>
+        <w:t>- Name, Surname, Username, Phone, Gender</w:t>
+      </w:r>
+    </w:p>
+    <w:p>
+      <w:r>
+        <w:t>- Password (</w:t>
+      </w:r>
+      <w:proofErr w:type="spellStart"/>
+      <w:r>
+        <w:t>hashlenir</w:t>
+      </w:r>
+      <w:proofErr w:type="spellEnd"/>
+      <w:r>
+        <w:t>), PasswordRepeat</w:t>
+      </w:r>
+    </w:p>
+    <w:p/>
+    <w:p>
+      <w:r>
+        <w:t>Validation:</w:t>
+      </w:r>
+    </w:p>
+    <w:p>
+      <w:r>
+        <w:t xml:space="preserve">- Username / Email / Phone → </w:t>
+      </w:r>
+      <w:proofErr w:type="spellStart"/>
+      <w:r>
+        <w:t>benzersiz</w:t>
+      </w:r>
+      <w:proofErr w:type="spellEnd"/>
+    </w:p>
+    <w:p>
+      <w:r>
+        <w:t xml:space="preserve">- Password = PasswordRepeat </w:t>
+      </w:r>
+      <w:proofErr w:type="spellStart"/>
+      <w:r>
+        <w:t>zorunlu</w:t>
+      </w:r>
+      <w:proofErr w:type="spellEnd"/>
+    </w:p>
+    <w:p>
+      <w:r>
+        <w:t xml:space="preserve">- </w:t>
+      </w:r>
+      <w:proofErr w:type="spellStart"/>
+      <w:r>
+        <w:t>Tüm</w:t>
+      </w:r>
+      <w:proofErr w:type="spellEnd"/>
+      <w:r>
+        <w:t xml:space="preserve"> </w:t>
+      </w:r>
+      <w:proofErr w:type="spellStart"/>
+      <w:r>
+        <w:t>alanlar</w:t>
+      </w:r>
+      <w:proofErr w:type="spellEnd"/>
+      <w:r>
+        <w:t xml:space="preserve"> </w:t>
+      </w:r>
+      <w:proofErr w:type="spellStart"/>
+      <w:r>
+        <w:t>zorunlu</w:t>
+      </w:r>
+      <w:proofErr w:type="spellEnd"/>
+    </w:p>
+    <w:p>
+      <w:r>
+        <w:t xml:space="preserve">- Gender </w:t>
+      </w:r>
+      <w:proofErr w:type="spellStart"/>
+      <w:r>
+        <w:t>tek</w:t>
+      </w:r>
+      <w:proofErr w:type="spellEnd"/>
+      <w:r>
+        <w:t xml:space="preserve"> </w:t>
+      </w:r>
+      <w:proofErr w:type="spellStart"/>
+      <w:r>
+        <w:t>seçim</w:t>
+      </w:r>
+      <w:proofErr w:type="spellEnd"/>
+    </w:p>
+    <w:p/>
+    <w:p>
+      <w:proofErr w:type="spellStart"/>
+      <w:r>
+        <w:t>Akış</w:t>
+      </w:r>
+      <w:proofErr w:type="spellEnd"/>
+      <w:r>
+        <w:t>:</w:t>
+      </w:r>
+    </w:p>
+    <w:p>
+      <w:r>
+        <w:t xml:space="preserve">- </w:t>
+      </w:r>
+      <w:proofErr w:type="spellStart"/>
+      <w:r>
+        <w:t>Başarılı</w:t>
+      </w:r>
+      <w:proofErr w:type="spellEnd"/>
+      <w:r>
+        <w:t xml:space="preserve"> </w:t>
+      </w:r>
+      <w:proofErr w:type="spellStart"/>
+      <w:r>
+        <w:t>kayıt</w:t>
+      </w:r>
+      <w:proofErr w:type="spellEnd"/>
+      <w:r>
+        <w:t xml:space="preserve"> → Login </w:t>
+      </w:r>
+      <w:proofErr w:type="spellStart"/>
+      <w:r>
+        <w:t>yönlendirme</w:t>
+      </w:r>
+      <w:proofErr w:type="spellEnd"/>
+    </w:p>
+    <w:p/>
+    <w:p>
+      <w:r>
+        <w:rPr>
+          <w:rFonts w:ascii="Segoe UI Emoji" w:hAnsi="Segoe UI Emoji" w:cs="Segoe UI Emoji"/>
+        </w:rPr>
+        <w:t>🔄</w:t>
+      </w:r>
+      <w:r>
+        <w:t xml:space="preserve"> PASSWORD UPDATE</w:t>
+      </w:r>
+    </w:p>
+    <w:p>
+      <w:proofErr w:type="spellStart"/>
+      <w:r>
+        <w:t>Çalışma</w:t>
+      </w:r>
+      <w:proofErr w:type="spellEnd"/>
+      <w:r>
+        <w:t xml:space="preserve"> </w:t>
+      </w:r>
+      <w:proofErr w:type="spellStart"/>
+      <w:r>
+        <w:t>Mantığı</w:t>
+      </w:r>
+      <w:proofErr w:type="spellEnd"/>
+      <w:r>
+        <w:t>:</w:t>
+      </w:r>
+    </w:p>
+    <w:p>
+      <w:r>
+        <w:t xml:space="preserve">1. Yeni </w:t>
+      </w:r>
+      <w:proofErr w:type="spellStart"/>
+      <w:r>
+        <w:t>şifre</w:t>
+      </w:r>
+      <w:proofErr w:type="spellEnd"/>
+      <w:r>
+        <w:t xml:space="preserve"> + </w:t>
+      </w:r>
+      <w:proofErr w:type="spellStart"/>
+      <w:r>
+        <w:t>tekrar</w:t>
+      </w:r>
+      <w:proofErr w:type="spellEnd"/>
+      <w:r>
+        <w:t xml:space="preserve"> </w:t>
+      </w:r>
+      <w:proofErr w:type="spellStart"/>
+      <w:r>
+        <w:t>girilir</w:t>
+      </w:r>
+      <w:proofErr w:type="spellEnd"/>
+    </w:p>
+    <w:p>
+      <w:r>
+        <w:t xml:space="preserve">2. </w:t>
+      </w:r>
+      <w:proofErr w:type="spellStart"/>
+      <w:r>
+        <w:t>Eşleşme</w:t>
+      </w:r>
+      <w:proofErr w:type="spellEnd"/>
+      <w:r>
+        <w:t xml:space="preserve"> </w:t>
+      </w:r>
+      <w:proofErr w:type="spellStart"/>
+      <w:r>
+        <w:t>kontrolü</w:t>
+      </w:r>
+      <w:proofErr w:type="spellEnd"/>
+      <w:r>
+        <w:t xml:space="preserve"> </w:t>
+      </w:r>
+      <w:proofErr w:type="spellStart"/>
+      <w:r>
+        <w:t>yapılır</w:t>
+      </w:r>
+      <w:proofErr w:type="spellEnd"/>
+    </w:p>
+    <w:p>
+      <w:r>
+        <w:t xml:space="preserve">3. </w:t>
+      </w:r>
+      <w:proofErr w:type="spellStart"/>
+      <w:r>
+        <w:t>Hashlenerek</w:t>
+      </w:r>
+      <w:proofErr w:type="spellEnd"/>
+      <w:r>
+        <w:t xml:space="preserve"> DB </w:t>
+      </w:r>
+      <w:proofErr w:type="spellStart"/>
+      <w:r>
+        <w:t>güncellenir</w:t>
+      </w:r>
+      <w:proofErr w:type="spellEnd"/>
+    </w:p>
+    <w:p/>
+    <w:p>
+      <w:proofErr w:type="spellStart"/>
+      <w:r>
+        <w:t>Mevcut</w:t>
+      </w:r>
+      <w:proofErr w:type="spellEnd"/>
+      <w:r>
+        <w:t xml:space="preserve"> Özellikler:</w:t>
+      </w:r>
+    </w:p>
+    <w:p>
+      <w:r>
+        <w:t xml:space="preserve">- </w:t>
+      </w:r>
+      <w:proofErr w:type="spellStart"/>
+      <w:r>
+        <w:t>Şifre</w:t>
+      </w:r>
+      <w:proofErr w:type="spellEnd"/>
+      <w:r>
+        <w:t xml:space="preserve"> </w:t>
+      </w:r>
+      <w:proofErr w:type="spellStart"/>
+      <w:r>
+        <w:t>doğrulama</w:t>
+      </w:r>
+      <w:proofErr w:type="spellEnd"/>
+      <w:r>
+        <w:t xml:space="preserve"> ✓</w:t>
+      </w:r>
+    </w:p>
+    <w:p>
+      <w:r>
+        <w:t xml:space="preserve">- </w:t>
+      </w:r>
+      <w:proofErr w:type="spellStart"/>
+      <w:r>
+        <w:t>Parametreli</w:t>
+      </w:r>
+      <w:proofErr w:type="spellEnd"/>
+      <w:r>
+        <w:t xml:space="preserve"> SQL ✓</w:t>
+      </w:r>
+    </w:p>
+    <w:p>
+      <w:r>
+        <w:t xml:space="preserve">- Hash </w:t>
+      </w:r>
+      <w:proofErr w:type="spellStart"/>
+      <w:r>
+        <w:t>saklama</w:t>
+      </w:r>
+      <w:proofErr w:type="spellEnd"/>
+      <w:r>
+        <w:t xml:space="preserve"> ✓</w:t>
+      </w:r>
+    </w:p>
+    <w:p/>
+    <w:p>
+      <w:r>
+        <w:rPr>
+          <w:rFonts w:ascii="Segoe UI Emoji" w:hAnsi="Segoe UI Emoji" w:cs="Segoe UI Emoji"/>
+        </w:rPr>
+        <w:lastRenderedPageBreak/>
+        <w:t>📊</w:t>
+      </w:r>
+      <w:r>
+        <w:t xml:space="preserve"> GENEL DURUM</w:t>
+      </w:r>
+    </w:p>
+    <w:p>
+      <w:r>
+        <w:rPr>
+          <w:rFonts w:ascii="Segoe UI Emoji" w:hAnsi="Segoe UI Emoji" w:cs="Segoe UI Emoji"/>
+        </w:rPr>
+        <w:t>✔️</w:t>
+      </w:r>
+      <w:r>
+        <w:t xml:space="preserve"> Frontend - backend </w:t>
+      </w:r>
+      <w:proofErr w:type="spellStart"/>
+      <w:r>
+        <w:t>entegrasyonu</w:t>
+      </w:r>
+      <w:proofErr w:type="spellEnd"/>
+      <w:r>
+        <w:t xml:space="preserve"> </w:t>
+      </w:r>
+      <w:proofErr w:type="spellStart"/>
+      <w:r>
+        <w:t>stabil</w:t>
+      </w:r>
+      <w:proofErr w:type="spellEnd"/>
+    </w:p>
+    <w:p>
+      <w:r>
+        <w:rPr>
+          <w:rFonts w:ascii="Segoe UI Emoji" w:hAnsi="Segoe UI Emoji" w:cs="Segoe UI Emoji"/>
+        </w:rPr>
+        <w:t>✔️</w:t>
+      </w:r>
+      <w:r>
+        <w:t xml:space="preserve"> Hash </w:t>
+      </w:r>
+      <w:proofErr w:type="spellStart"/>
+      <w:r>
+        <w:t>sistemi</w:t>
+      </w:r>
+      <w:proofErr w:type="spellEnd"/>
+      <w:r>
+        <w:t xml:space="preserve"> </w:t>
+      </w:r>
+      <w:proofErr w:type="spellStart"/>
+      <w:r>
+        <w:t>düzgün</w:t>
+      </w:r>
+      <w:proofErr w:type="spellEnd"/>
+      <w:r>
+        <w:t xml:space="preserve"> </w:t>
+      </w:r>
+      <w:proofErr w:type="spellStart"/>
+      <w:r>
+        <w:t>çalışıyor</w:t>
+      </w:r>
+      <w:proofErr w:type="spellEnd"/>
+    </w:p>
+    <w:p>
+      <w:r>
+        <w:rPr>
+          <w:rFonts w:ascii="Segoe UI Emoji" w:hAnsi="Segoe UI Emoji" w:cs="Segoe UI Emoji"/>
+        </w:rPr>
+        <w:t>✔️</w:t>
+      </w:r>
+      <w:r>
+        <w:t xml:space="preserve"> Modal </w:t>
+      </w:r>
+      <w:proofErr w:type="spellStart"/>
+      <w:r>
+        <w:t>sistemi</w:t>
+      </w:r>
+      <w:proofErr w:type="spellEnd"/>
+      <w:r>
+        <w:t xml:space="preserve"> </w:t>
+      </w:r>
+      <w:proofErr w:type="spellStart"/>
+      <w:r>
+        <w:t>tamamlandı</w:t>
+      </w:r>
+      <w:proofErr w:type="spellEnd"/>
+    </w:p>
+    <w:p>
+      <w:r>
+        <w:rPr>
+          <w:rFonts w:ascii="Segoe UI Emoji" w:hAnsi="Segoe UI Emoji" w:cs="Segoe UI Emoji"/>
+        </w:rPr>
+        <w:t>✔️</w:t>
+      </w:r>
+      <w:r>
+        <w:t xml:space="preserve"> </w:t>
+      </w:r>
+      <w:proofErr w:type="spellStart"/>
+      <w:r>
+        <w:t>Aboneliklerim</w:t>
+      </w:r>
+      <w:proofErr w:type="spellEnd"/>
+      <w:r>
+        <w:t xml:space="preserve"> </w:t>
+      </w:r>
+      <w:proofErr w:type="spellStart"/>
+      <w:r>
+        <w:t>sayfası</w:t>
+      </w:r>
+      <w:proofErr w:type="spellEnd"/>
+      <w:r>
+        <w:t xml:space="preserve"> </w:t>
+      </w:r>
+      <w:proofErr w:type="spellStart"/>
+      <w:r>
+        <w:t>eklendi</w:t>
+      </w:r>
+      <w:proofErr w:type="spellEnd"/>
+    </w:p>
+    <w:p>
+      <w:r>
+        <w:rPr>
+          <w:rFonts w:ascii="Segoe UI Emoji" w:hAnsi="Segoe UI Emoji" w:cs="Segoe UI Emoji"/>
+        </w:rPr>
+        <w:t>✔️</w:t>
+      </w:r>
+      <w:r>
+        <w:t xml:space="preserve"> Temel </w:t>
+      </w:r>
+      <w:proofErr w:type="spellStart"/>
+      <w:r>
+        <w:t>kullanıcı</w:t>
+      </w:r>
+      <w:proofErr w:type="spellEnd"/>
+      <w:r>
+        <w:t xml:space="preserve"> </w:t>
+      </w:r>
+      <w:proofErr w:type="spellStart"/>
+      <w:r>
+        <w:t>işlemleri</w:t>
+      </w:r>
+      <w:proofErr w:type="spellEnd"/>
+      <w:r>
+        <w:t xml:space="preserve"> </w:t>
+      </w:r>
+      <w:proofErr w:type="spellStart"/>
+      <w:r>
+        <w:t>aktif</w:t>
+      </w:r>
+      <w:proofErr w:type="spellEnd"/>
+    </w:p>
+    <w:p/>
+    <w:p>
+      <w:r>
+        <w:rPr>
+          <w:rFonts w:ascii="Segoe UI Emoji" w:hAnsi="Segoe UI Emoji" w:cs="Segoe UI Emoji"/>
+        </w:rPr>
+        <w:t>❗</w:t>
+      </w:r>
+      <w:r>
+        <w:t xml:space="preserve"> Token </w:t>
+      </w:r>
+      <w:proofErr w:type="spellStart"/>
+      <w:r>
+        <w:t>sistemi</w:t>
+      </w:r>
+      <w:proofErr w:type="spellEnd"/>
+      <w:r>
+        <w:t xml:space="preserve"> yeni </w:t>
+      </w:r>
+      <w:proofErr w:type="spellStart"/>
+      <w:r>
+        <w:t>başlandı</w:t>
+      </w:r>
+      <w:proofErr w:type="spellEnd"/>
+    </w:p>
+    <w:p>
+      <w:r>
+        <w:rPr>
+          <w:rFonts w:ascii="Segoe UI Emoji" w:hAnsi="Segoe UI Emoji" w:cs="Segoe UI Emoji"/>
+        </w:rPr>
+        <w:t>❗</w:t>
+      </w:r>
+      <w:r>
+        <w:t xml:space="preserve"> Admin </w:t>
+      </w:r>
+      <w:proofErr w:type="spellStart"/>
+      <w:r>
+        <w:t>paneli</w:t>
+      </w:r>
+      <w:proofErr w:type="spellEnd"/>
+      <w:r>
+        <w:t xml:space="preserve"> </w:t>
+      </w:r>
+      <w:proofErr w:type="spellStart"/>
+      <w:r>
+        <w:t>eksik</w:t>
+      </w:r>
+      <w:proofErr w:type="spellEnd"/>
+    </w:p>
+    <w:p>
+      <w:r>
+        <w:rPr>
+          <w:rFonts w:ascii="Segoe UI Emoji" w:hAnsi="Segoe UI Emoji" w:cs="Segoe UI Emoji"/>
+        </w:rPr>
+        <w:t>❗</w:t>
+      </w:r>
+      <w:r>
+        <w:t xml:space="preserve"> Theme JS </w:t>
+      </w:r>
+      <w:proofErr w:type="spellStart"/>
+      <w:r>
+        <w:t>eksik</w:t>
+      </w:r>
+      <w:proofErr w:type="spellEnd"/>
+    </w:p>
+    <w:p/>
+    <w:p>
+      <w:r>
+        <w:rPr>
+          <w:rFonts w:ascii="Segoe UI Emoji" w:hAnsi="Segoe UI Emoji" w:cs="Segoe UI Emoji"/>
+        </w:rPr>
+        <w:t>🛠️</w:t>
+      </w:r>
+      <w:r>
+        <w:t xml:space="preserve"> GÜNCEL GELİŞTİRME DURUMU</w:t>
+      </w:r>
+    </w:p>
+    <w:p>
+      <w:r>
+        <w:t>Alan              | Durum</w:t>
+      </w:r>
+    </w:p>
+    <w:p>
+      <w:r>
+        <w:t>-------------------------</w:t>
+      </w:r>
+    </w:p>
+    <w:p>
+      <w:r>
+        <w:t xml:space="preserve">Modal            | </w:t>
+      </w:r>
+      <w:r>
+        <w:rPr>
+          <w:rFonts w:ascii="Segoe UI Emoji" w:hAnsi="Segoe UI Emoji" w:cs="Segoe UI Emoji"/>
+        </w:rPr>
+        <w:t>✅</w:t>
+      </w:r>
+      <w:r>
+        <w:t xml:space="preserve"> </w:t>
+      </w:r>
+      <w:proofErr w:type="spellStart"/>
+      <w:r>
+        <w:t>Tamamland</w:t>
+      </w:r>
+      <w:r>
+        <w:rPr>
+          <w:rFonts w:ascii="Aptos" w:hAnsi="Aptos" w:cs="Aptos"/>
+        </w:rPr>
+        <w:t>ı</w:t>
+      </w:r>
+      <w:proofErr w:type="spellEnd"/>
+    </w:p>
+    <w:p>
+      <w:r>
+        <w:t xml:space="preserve">Token System     | </w:t>
+      </w:r>
+      <w:r>
+        <w:rPr>
+          <w:rFonts w:ascii="Segoe UI Emoji" w:hAnsi="Segoe UI Emoji" w:cs="Segoe UI Emoji"/>
+        </w:rPr>
+        <w:t>⚠️</w:t>
+      </w:r>
+      <w:r>
+        <w:t xml:space="preserve"> </w:t>
+      </w:r>
+      <w:proofErr w:type="spellStart"/>
+      <w:r>
+        <w:t>Başlandı</w:t>
+      </w:r>
+      <w:proofErr w:type="spellEnd"/>
+    </w:p>
+    <w:p>
+      <w:proofErr w:type="spellStart"/>
+      <w:r>
+        <w:t>Aboneliklerim</w:t>
+      </w:r>
+      <w:proofErr w:type="spellEnd"/>
+      <w:r>
+        <w:t xml:space="preserve">    | </w:t>
+      </w:r>
+      <w:r>
+        <w:rPr>
+          <w:rFonts w:ascii="Segoe UI Emoji" w:hAnsi="Segoe UI Emoji" w:cs="Segoe UI Emoji"/>
+        </w:rPr>
+        <w:t>⚠️</w:t>
+      </w:r>
+      <w:r>
+        <w:t xml:space="preserve"> Frontend </w:t>
+      </w:r>
+      <w:proofErr w:type="spellStart"/>
+      <w:r>
+        <w:t>tamam</w:t>
+      </w:r>
+      <w:proofErr w:type="spellEnd"/>
+      <w:r>
+        <w:t xml:space="preserve">, JS </w:t>
+      </w:r>
+      <w:proofErr w:type="spellStart"/>
+      <w:r>
+        <w:t>geliştiriliyor</w:t>
+      </w:r>
+      <w:proofErr w:type="spellEnd"/>
+    </w:p>
+    <w:p>
+      <w:r>
+        <w:t xml:space="preserve">Admin Panel      | </w:t>
+      </w:r>
+      <w:r>
+        <w:rPr>
+          <w:rFonts w:ascii="Segoe UI Emoji" w:hAnsi="Segoe UI Emoji" w:cs="Segoe UI Emoji"/>
+        </w:rPr>
+        <w:t>⚠️</w:t>
+      </w:r>
+      <w:r>
+        <w:t xml:space="preserve"> Devam </w:t>
+      </w:r>
+      <w:proofErr w:type="spellStart"/>
+      <w:r>
+        <w:t>ediyor</w:t>
+      </w:r>
+      <w:proofErr w:type="spellEnd"/>
+    </w:p>
+    <w:p>
+      <w:r>
+        <w:t xml:space="preserve">Theme System     | </w:t>
+      </w:r>
+      <w:r>
+        <w:rPr>
+          <w:rFonts w:ascii="Segoe UI Emoji" w:hAnsi="Segoe UI Emoji" w:cs="Segoe UI Emoji"/>
+        </w:rPr>
+        <w:t>⚠️</w:t>
+      </w:r>
+      <w:r>
+        <w:t xml:space="preserve"> JS </w:t>
+      </w:r>
+      <w:proofErr w:type="spellStart"/>
+      <w:r>
+        <w:t>eksik</w:t>
+      </w:r>
+      <w:proofErr w:type="spellEnd"/>
+    </w:p>
+    <w:p/>
+    <w:p>
+      <w:r>
+        <w:rPr>
+          <w:rFonts w:ascii="Segoe UI Emoji" w:hAnsi="Segoe UI Emoji" w:cs="Segoe UI Emoji"/>
+        </w:rPr>
+        <w:t>🚀</w:t>
+      </w:r>
+      <w:r>
+        <w:t xml:space="preserve"> SONRAKİ KRİTİK ADIMLAR</w:t>
+      </w:r>
+    </w:p>
+    <w:p/>
+    <w:p>
+      <w:r>
+        <w:t xml:space="preserve">1. Token </w:t>
+      </w:r>
+      <w:proofErr w:type="spellStart"/>
+      <w:r>
+        <w:t>Sistemi</w:t>
+      </w:r>
+      <w:proofErr w:type="spellEnd"/>
+      <w:r>
+        <w:t xml:space="preserve"> (ÖNCELİK)</w:t>
+      </w:r>
+    </w:p>
+    <w:p>
+      <w:r>
+        <w:t xml:space="preserve">- Login </w:t>
+      </w:r>
+      <w:proofErr w:type="spellStart"/>
+      <w:r>
+        <w:t>sonrası</w:t>
+      </w:r>
+      <w:proofErr w:type="spellEnd"/>
+      <w:r>
+        <w:t xml:space="preserve"> token </w:t>
+      </w:r>
+      <w:proofErr w:type="spellStart"/>
+      <w:r>
+        <w:t>üret</w:t>
+      </w:r>
+      <w:proofErr w:type="spellEnd"/>
+    </w:p>
+    <w:p>
+      <w:r>
+        <w:t xml:space="preserve">- Frontend → header </w:t>
+      </w:r>
+      <w:proofErr w:type="spellStart"/>
+      <w:r>
+        <w:t>içine</w:t>
+      </w:r>
+      <w:proofErr w:type="spellEnd"/>
+      <w:r>
+        <w:t xml:space="preserve"> </w:t>
+      </w:r>
+      <w:proofErr w:type="spellStart"/>
+      <w:r>
+        <w:t>ekle</w:t>
+      </w:r>
+      <w:proofErr w:type="spellEnd"/>
+    </w:p>
+    <w:p>
+      <w:r>
+        <w:lastRenderedPageBreak/>
+        <w:t xml:space="preserve">- Backend → authorize middleware </w:t>
+      </w:r>
+      <w:proofErr w:type="spellStart"/>
+      <w:r>
+        <w:t>yaz</w:t>
+      </w:r>
+      <w:proofErr w:type="spellEnd"/>
+    </w:p>
+    <w:p/>
+    <w:p>
+      <w:r>
+        <w:t xml:space="preserve">2. </w:t>
+      </w:r>
+      <w:proofErr w:type="spellStart"/>
+      <w:r>
+        <w:t>Yetkilendirme</w:t>
+      </w:r>
+      <w:proofErr w:type="spellEnd"/>
+    </w:p>
+    <w:p>
+      <w:r>
+        <w:t xml:space="preserve">- Admin / User role </w:t>
+      </w:r>
+      <w:proofErr w:type="spellStart"/>
+      <w:r>
+        <w:t>ayır</w:t>
+      </w:r>
+      <w:proofErr w:type="spellEnd"/>
+    </w:p>
+    <w:p>
+      <w:r>
+        <w:t xml:space="preserve">- Endpoint </w:t>
+      </w:r>
+      <w:proofErr w:type="spellStart"/>
+      <w:r>
+        <w:t>koruma</w:t>
+      </w:r>
+      <w:proofErr w:type="spellEnd"/>
+      <w:r>
+        <w:t xml:space="preserve"> </w:t>
+      </w:r>
+      <w:proofErr w:type="spellStart"/>
+      <w:r>
+        <w:t>ekle</w:t>
+      </w:r>
+      <w:proofErr w:type="spellEnd"/>
+    </w:p>
+    <w:p/>
+    <w:p>
+      <w:r>
+        <w:t xml:space="preserve">3. </w:t>
+      </w:r>
+      <w:proofErr w:type="spellStart"/>
+      <w:r>
+        <w:t>Abonelik</w:t>
+      </w:r>
+      <w:proofErr w:type="spellEnd"/>
+      <w:r>
+        <w:t xml:space="preserve"> </w:t>
+      </w:r>
+      <w:proofErr w:type="spellStart"/>
+      <w:r>
+        <w:t>Sistemi</w:t>
+      </w:r>
+      <w:proofErr w:type="spellEnd"/>
+    </w:p>
+    <w:p>
+      <w:r>
+        <w:t xml:space="preserve">- </w:t>
+      </w:r>
+      <w:proofErr w:type="spellStart"/>
+      <w:r>
+        <w:t>Kullanıcı</w:t>
+      </w:r>
+      <w:proofErr w:type="spellEnd"/>
+      <w:r>
+        <w:t xml:space="preserve"> </w:t>
+      </w:r>
+      <w:proofErr w:type="spellStart"/>
+      <w:r>
+        <w:t>abonelik</w:t>
+      </w:r>
+      <w:proofErr w:type="spellEnd"/>
+      <w:r>
+        <w:t xml:space="preserve"> </w:t>
+      </w:r>
+      <w:proofErr w:type="spellStart"/>
+      <w:r>
+        <w:t>çekme</w:t>
+      </w:r>
+      <w:proofErr w:type="spellEnd"/>
+      <w:r>
+        <w:t xml:space="preserve"> API</w:t>
+      </w:r>
+    </w:p>
+    <w:p>
+      <w:r>
+        <w:t xml:space="preserve">- </w:t>
+      </w:r>
+      <w:proofErr w:type="spellStart"/>
+      <w:r>
+        <w:t>Güncelleme</w:t>
+      </w:r>
+      <w:proofErr w:type="spellEnd"/>
+      <w:r>
+        <w:t xml:space="preserve"> / </w:t>
+      </w:r>
+      <w:proofErr w:type="spellStart"/>
+      <w:r>
+        <w:t>iptal</w:t>
+      </w:r>
+      <w:proofErr w:type="spellEnd"/>
+      <w:r>
+        <w:t xml:space="preserve"> </w:t>
+      </w:r>
+      <w:proofErr w:type="spellStart"/>
+      <w:r>
+        <w:t>işlemleri</w:t>
+      </w:r>
+      <w:proofErr w:type="spellEnd"/>
+    </w:p>
+    <w:p/>
+    <w:p>
+      <w:r>
+        <w:t xml:space="preserve">4. Theme </w:t>
+      </w:r>
+      <w:proofErr w:type="spellStart"/>
+      <w:r>
+        <w:t>Sistemi</w:t>
+      </w:r>
+      <w:proofErr w:type="spellEnd"/>
+    </w:p>
+    <w:p>
+      <w:r>
+        <w:t xml:space="preserve">- </w:t>
+      </w:r>
+      <w:proofErr w:type="spellStart"/>
+      <w:r>
+        <w:t>LocalStorage</w:t>
+      </w:r>
+      <w:proofErr w:type="spellEnd"/>
+      <w:r>
+        <w:t xml:space="preserve"> </w:t>
+      </w:r>
+      <w:proofErr w:type="spellStart"/>
+      <w:r>
+        <w:t>veya</w:t>
+      </w:r>
+      <w:proofErr w:type="spellEnd"/>
+      <w:r>
+        <w:t xml:space="preserve"> DB </w:t>
+      </w:r>
+      <w:proofErr w:type="spellStart"/>
+      <w:r>
+        <w:t>tabanlı</w:t>
+      </w:r>
+      <w:proofErr w:type="spellEnd"/>
+      <w:r>
+        <w:t xml:space="preserve"> </w:t>
+      </w:r>
+      <w:proofErr w:type="spellStart"/>
+      <w:r>
+        <w:t>tema</w:t>
+      </w:r>
+      <w:proofErr w:type="spellEnd"/>
+    </w:p>
+    <w:p>
+      <w:r>
+        <w:t xml:space="preserve">- </w:t>
+      </w:r>
+      <w:proofErr w:type="spellStart"/>
+      <w:r>
+        <w:t>Kullanıcıya</w:t>
+      </w:r>
+      <w:proofErr w:type="spellEnd"/>
+      <w:r>
+        <w:t xml:space="preserve"> </w:t>
+      </w:r>
+      <w:proofErr w:type="spellStart"/>
+      <w:r>
+        <w:t>özel</w:t>
+      </w:r>
+      <w:proofErr w:type="spellEnd"/>
+      <w:r>
+        <w:t xml:space="preserve"> </w:t>
+      </w:r>
+      <w:proofErr w:type="spellStart"/>
+      <w:r>
+        <w:t>tema</w:t>
+      </w:r>
+      <w:proofErr w:type="spellEnd"/>
+    </w:p>
+    <w:p/>
+    <w:p>
+      <w:r>
+        <w:rPr>
+          <w:rFonts w:ascii="Segoe UI Emoji" w:hAnsi="Segoe UI Emoji" w:cs="Segoe UI Emoji"/>
+        </w:rPr>
+        <w:t>🎯</w:t>
+      </w:r>
+      <w:r>
+        <w:t xml:space="preserve"> NET YORUM</w:t>
+      </w:r>
+    </w:p>
+    <w:p>
+      <w:r>
+        <w:t xml:space="preserve">- </w:t>
+      </w:r>
+      <w:proofErr w:type="spellStart"/>
+      <w:r>
+        <w:t>Proje</w:t>
+      </w:r>
+      <w:proofErr w:type="spellEnd"/>
+      <w:r>
+        <w:t xml:space="preserve"> </w:t>
+      </w:r>
+      <w:proofErr w:type="spellStart"/>
+      <w:r>
+        <w:t>çalışır</w:t>
+      </w:r>
+      <w:proofErr w:type="spellEnd"/>
+      <w:r>
+        <w:t xml:space="preserve"> </w:t>
+      </w:r>
+      <w:proofErr w:type="spellStart"/>
+      <w:r>
+        <w:t>durumda</w:t>
+      </w:r>
+      <w:proofErr w:type="spellEnd"/>
+    </w:p>
+    <w:p>
+      <w:r>
+        <w:t xml:space="preserve">- Mid-level </w:t>
+      </w:r>
+      <w:proofErr w:type="spellStart"/>
+      <w:r>
+        <w:t>seviyede</w:t>
+      </w:r>
+      <w:proofErr w:type="spellEnd"/>
+    </w:p>
+    <w:p>
+      <w:r>
+        <w:t xml:space="preserve">- Production </w:t>
+      </w:r>
+      <w:proofErr w:type="spellStart"/>
+      <w:r>
+        <w:t>için</w:t>
+      </w:r>
+      <w:proofErr w:type="spellEnd"/>
+      <w:r>
+        <w:t xml:space="preserve"> auth </w:t>
+      </w:r>
+      <w:proofErr w:type="spellStart"/>
+      <w:r>
+        <w:t>sistemi</w:t>
+      </w:r>
+      <w:proofErr w:type="spellEnd"/>
+      <w:r>
+        <w:t xml:space="preserve"> </w:t>
+      </w:r>
+      <w:proofErr w:type="spellStart"/>
+      <w:r>
+        <w:t>eksik</w:t>
+      </w:r>
+      <w:proofErr w:type="spellEnd"/>
+    </w:p>
+    <w:p/>
+    <w:p>
+      <w:r>
+        <w:t xml:space="preserve">→ Token + role </w:t>
+      </w:r>
+      <w:proofErr w:type="spellStart"/>
+      <w:r>
+        <w:t>sistemi</w:t>
+      </w:r>
+      <w:proofErr w:type="spellEnd"/>
+      <w:r>
+        <w:t xml:space="preserve"> </w:t>
+      </w:r>
+      <w:proofErr w:type="spellStart"/>
+      <w:r>
+        <w:t>eklenirse</w:t>
+      </w:r>
+      <w:proofErr w:type="spellEnd"/>
+      <w:r>
+        <w:t xml:space="preserve"> </w:t>
+      </w:r>
+      <w:proofErr w:type="spellStart"/>
+      <w:r>
+        <w:t>üst</w:t>
+      </w:r>
+      <w:proofErr w:type="spellEnd"/>
+      <w:r>
+        <w:t xml:space="preserve"> </w:t>
+      </w:r>
+      <w:proofErr w:type="spellStart"/>
+      <w:r>
+        <w:t>seviye</w:t>
+      </w:r>
+      <w:proofErr w:type="spellEnd"/>
+      <w:r>
+        <w:t xml:space="preserve"> </w:t>
+      </w:r>
+      <w:proofErr w:type="spellStart"/>
+      <w:r>
+        <w:t>olur</w:t>
+      </w:r>
+      <w:proofErr w:type="spellEnd"/>
+    </w:p>
     <w:sectPr>
       <w:footnotePr>
         <w:numRestart w:val="eachSect"/>
@@ -2735,6 +2972,18 @@
       <w:sz w:val="22"/>
     </w:rPr>
   </w:style>
+  <w:style w:type="character" w:styleId="zmlenmeyenBahsetme">
+    <w:name w:val="Unresolved Mention"/>
+    <w:basedOn w:val="VarsaylanParagrafYazTipi"/>
+    <w:uiPriority w:val="99"/>
+    <w:semiHidden/>
+    <w:unhideWhenUsed/>
+    <w:rsid w:val="00774BF8"/>
+    <w:rPr>
+      <w:color w:val="605E5C"/>
+      <w:shd w:val="clear" w:color="auto" w:fill="E1DFDD"/>
+    </w:rPr>
+  </w:style>
 </w:styles>
 </file>
 
@@ -3031,4 +3280,16 @@
     </a:ext>
   </a:extLst>
 </a:theme>
+</file>
+
+<file path=customXml/item1.xml><?xml version="1.0" encoding="utf-8"?>
+<b:Sources xmlns:b="http://schemas.openxmlformats.org/officeDocument/2006/bibliography" xmlns="http://schemas.openxmlformats.org/officeDocument/2006/bibliography" SelectedStyle="\APASixthEditionOfficeOnline.xsl" StyleName="APA" Version="6"/>
+</file>
+
+<file path=customXml/itemProps1.xml><?xml version="1.0" encoding="utf-8"?>
+<ds:datastoreItem xmlns:ds="http://schemas.openxmlformats.org/officeDocument/2006/customXml" ds:itemID="{67B9C915-3981-4BA6-A246-C02709707C38}">
+  <ds:schemaRefs>
+    <ds:schemaRef ds:uri="http://schemas.openxmlformats.org/officeDocument/2006/bibliography"/>
+  </ds:schemaRefs>
+</ds:datastoreItem>
 </file>
--- a/SENE ODEVİ RAPOR.docx
+++ b/SENE ODEVİ RAPOR.docx
@@ -76,13 +76,8 @@
       </w:r>
       <w:proofErr w:type="spellEnd"/>
       <w:r>
-        <w:t xml:space="preserve"> </w:t>
-      </w:r>
-      <w:proofErr w:type="spellStart"/>
-      <w:r>
-        <w:t>hazır</w:t>
-      </w:r>
-      <w:proofErr w:type="spellEnd"/>
+        <w:t xml:space="preserve"> hazır</w:t>
+      </w:r>
     </w:p>
     <w:p>
       <w:r>
@@ -132,7 +127,23 @@
     </w:p>
     <w:p>
       <w:r>
-        <w:t xml:space="preserve">Theme                | ✓    | ✓   | </w:t>
+        <w:t>Theme                | ✓    | ✓   |</w:t>
+      </w:r>
+      <w:r>
+        <w:t xml:space="preserve">✓  </w:t>
+      </w:r>
+      <w:r>
+        <w:t xml:space="preserve">      | </w:t>
+      </w:r>
+      <w:proofErr w:type="spellStart"/>
+      <w:r>
+        <w:t>Tamanlandı</w:t>
+      </w:r>
+      <w:proofErr w:type="spellEnd"/>
+    </w:p>
+    <w:p>
+      <w:r>
+        <w:t xml:space="preserve">Admin Login          | ✓    | ✓   | </w:t>
       </w:r>
       <w:r>
         <w:rPr>
@@ -141,25 +152,25 @@
         <w:t>⚠️</w:t>
       </w:r>
       <w:r>
-        <w:t xml:space="preserve">         | JS </w:t>
-      </w:r>
-      <w:proofErr w:type="spellStart"/>
-      <w:r>
-        <w:t>geliştirme</w:t>
-      </w:r>
-      <w:proofErr w:type="spellEnd"/>
-      <w:r>
-        <w:t xml:space="preserve"> </w:t>
-      </w:r>
-      <w:proofErr w:type="spellStart"/>
-      <w:r>
-        <w:t>aşamasında</w:t>
-      </w:r>
-      <w:proofErr w:type="spellEnd"/>
-    </w:p>
-    <w:p>
-      <w:r>
-        <w:t xml:space="preserve">Admin Login          | ✓    | ✓   | </w:t>
+        <w:t xml:space="preserve">         | Token + </w:t>
+      </w:r>
+      <w:proofErr w:type="spellStart"/>
+      <w:r>
+        <w:t>yetkilendirme</w:t>
+      </w:r>
+      <w:proofErr w:type="spellEnd"/>
+      <w:r>
+        <w:t xml:space="preserve"> </w:t>
+      </w:r>
+      <w:proofErr w:type="spellStart"/>
+      <w:r>
+        <w:t>eklenecek</w:t>
+      </w:r>
+      <w:proofErr w:type="spellEnd"/>
+    </w:p>
+    <w:p>
+      <w:r>
+        <w:t xml:space="preserve">Admin Operations     | ✓    | ✓   | </w:t>
       </w:r>
       <w:r>
         <w:rPr>
@@ -168,25 +179,48 @@
         <w:t>⚠️</w:t>
       </w:r>
       <w:r>
-        <w:t xml:space="preserve">         | Token + </w:t>
-      </w:r>
-      <w:proofErr w:type="spellStart"/>
-      <w:r>
-        <w:t>yetkilendirme</w:t>
-      </w:r>
-      <w:proofErr w:type="spellEnd"/>
-      <w:r>
-        <w:t xml:space="preserve"> </w:t>
-      </w:r>
-      <w:proofErr w:type="spellStart"/>
-      <w:r>
-        <w:t>eklenecek</w:t>
-      </w:r>
-      <w:proofErr w:type="spellEnd"/>
-    </w:p>
-    <w:p>
-      <w:r>
-        <w:t xml:space="preserve">Admin Operations     | ✓    | ✓   | </w:t>
+        <w:t xml:space="preserve">         | </w:t>
+      </w:r>
+      <w:proofErr w:type="spellStart"/>
+      <w:r>
+        <w:t>Geliştirme</w:t>
+      </w:r>
+      <w:proofErr w:type="spellEnd"/>
+      <w:r>
+        <w:t xml:space="preserve"> </w:t>
+      </w:r>
+      <w:proofErr w:type="spellStart"/>
+      <w:r>
+        <w:t>aşamasında</w:t>
+      </w:r>
+      <w:proofErr w:type="spellEnd"/>
+    </w:p>
+    <w:p>
+      <w:r>
+        <w:t xml:space="preserve">Password Update      | ✓    | ✓   | ✓          | Hash </w:t>
+      </w:r>
+      <w:proofErr w:type="spellStart"/>
+      <w:r>
+        <w:t>uyumlu</w:t>
+      </w:r>
+      <w:proofErr w:type="spellEnd"/>
+      <w:r>
+        <w:t xml:space="preserve"> </w:t>
+      </w:r>
+      <w:proofErr w:type="spellStart"/>
+      <w:r>
+        <w:t>çalışıyor</w:t>
+      </w:r>
+      <w:proofErr w:type="spellEnd"/>
+    </w:p>
+    <w:p>
+      <w:proofErr w:type="spellStart"/>
+      <w:r>
+        <w:t>Aboneliklerim</w:t>
+      </w:r>
+      <w:proofErr w:type="spellEnd"/>
+      <w:r>
+        <w:t xml:space="preserve">        | ✓    | ✓   | </w:t>
       </w:r>
       <w:r>
         <w:rPr>
@@ -199,56 +233,6 @@
       </w:r>
       <w:proofErr w:type="spellStart"/>
       <w:r>
-        <w:t>Geliştirme</w:t>
-      </w:r>
-      <w:proofErr w:type="spellEnd"/>
-      <w:r>
-        <w:t xml:space="preserve"> </w:t>
-      </w:r>
-      <w:proofErr w:type="spellStart"/>
-      <w:r>
-        <w:t>aşamasında</w:t>
-      </w:r>
-      <w:proofErr w:type="spellEnd"/>
-    </w:p>
-    <w:p>
-      <w:r>
-        <w:t xml:space="preserve">Password Update      | ✓    | ✓   | ✓          | Hash </w:t>
-      </w:r>
-      <w:proofErr w:type="spellStart"/>
-      <w:r>
-        <w:t>uyumlu</w:t>
-      </w:r>
-      <w:proofErr w:type="spellEnd"/>
-      <w:r>
-        <w:t xml:space="preserve"> </w:t>
-      </w:r>
-      <w:proofErr w:type="spellStart"/>
-      <w:r>
-        <w:t>çalışıyor</w:t>
-      </w:r>
-      <w:proofErr w:type="spellEnd"/>
-    </w:p>
-    <w:p>
-      <w:proofErr w:type="spellStart"/>
-      <w:r>
-        <w:t>Aboneliklerim</w:t>
-      </w:r>
-      <w:proofErr w:type="spellEnd"/>
-      <w:r>
-        <w:t xml:space="preserve">        | ✓    | ✓   | </w:t>
-      </w:r>
-      <w:r>
-        <w:rPr>
-          <w:rFonts w:ascii="Segoe UI Emoji" w:hAnsi="Segoe UI Emoji" w:cs="Segoe UI Emoji"/>
-        </w:rPr>
-        <w:t>⚠️</w:t>
-      </w:r>
-      <w:r>
-        <w:t xml:space="preserve">         | </w:t>
-      </w:r>
-      <w:proofErr w:type="spellStart"/>
-      <w:r>
         <w:t>Sayfa</w:t>
       </w:r>
       <w:proofErr w:type="spellEnd"/>
@@ -340,6 +324,32 @@
       </w:r>
       <w:proofErr w:type="spellEnd"/>
       <w:r>
+        <w:t xml:space="preserve"> şifre </w:t>
+      </w:r>
+      <w:proofErr w:type="spellStart"/>
+      <w:r>
+        <w:t>kontrolü</w:t>
+      </w:r>
+      <w:proofErr w:type="spellEnd"/>
+      <w:r>
+        <w:t xml:space="preserve"> </w:t>
+      </w:r>
+      <w:proofErr w:type="spellStart"/>
+      <w:r>
+        <w:t>aktif</w:t>
+      </w:r>
+      <w:proofErr w:type="spellEnd"/>
+    </w:p>
+    <w:p>
+      <w:r>
+        <w:t xml:space="preserve">Register        | </w:t>
+      </w:r>
+      <w:proofErr w:type="spellStart"/>
+      <w:r>
+        <w:t>Hashli</w:t>
+      </w:r>
+      <w:proofErr w:type="spellEnd"/>
+      <w:r>
         <w:t xml:space="preserve"> </w:t>
       </w:r>
       <w:proofErr w:type="spellStart"/>
@@ -352,6 +362,48 @@
       </w:r>
       <w:proofErr w:type="spellStart"/>
       <w:r>
+        <w:t>ile</w:t>
+      </w:r>
+      <w:proofErr w:type="spellEnd"/>
+      <w:r>
+        <w:t xml:space="preserve"> </w:t>
+      </w:r>
+      <w:proofErr w:type="spellStart"/>
+      <w:r>
+        <w:t>kayıt</w:t>
+      </w:r>
+      <w:proofErr w:type="spellEnd"/>
+      <w:r>
+        <w:t xml:space="preserve"> </w:t>
+      </w:r>
+      <w:proofErr w:type="spellStart"/>
+      <w:r>
+        <w:t>başarılı</w:t>
+      </w:r>
+      <w:proofErr w:type="spellEnd"/>
+    </w:p>
+    <w:p>
+      <w:r>
+        <w:t xml:space="preserve">Validation      | </w:t>
+      </w:r>
+      <w:proofErr w:type="spellStart"/>
+      <w:r>
+        <w:t>Zorunlu</w:t>
+      </w:r>
+      <w:proofErr w:type="spellEnd"/>
+      <w:r>
+        <w:t xml:space="preserve"> </w:t>
+      </w:r>
+      <w:proofErr w:type="spellStart"/>
+      <w:r>
+        <w:t>alan</w:t>
+      </w:r>
+      <w:proofErr w:type="spellEnd"/>
+      <w:r>
+        <w:t xml:space="preserve"> </w:t>
+      </w:r>
+      <w:proofErr w:type="spellStart"/>
+      <w:r>
         <w:t>kontrolü</w:t>
       </w:r>
       <w:proofErr w:type="spellEnd"/>
@@ -360,82 +412,6 @@
       </w:r>
       <w:proofErr w:type="spellStart"/>
       <w:r>
-        <w:t>aktif</w:t>
-      </w:r>
-      <w:proofErr w:type="spellEnd"/>
-    </w:p>
-    <w:p>
-      <w:r>
-        <w:t xml:space="preserve">Register        | </w:t>
-      </w:r>
-      <w:proofErr w:type="spellStart"/>
-      <w:r>
-        <w:t>Hashli</w:t>
-      </w:r>
-      <w:proofErr w:type="spellEnd"/>
-      <w:r>
-        <w:t xml:space="preserve"> </w:t>
-      </w:r>
-      <w:proofErr w:type="spellStart"/>
-      <w:r>
-        <w:t>şifre</w:t>
-      </w:r>
-      <w:proofErr w:type="spellEnd"/>
-      <w:r>
-        <w:t xml:space="preserve"> </w:t>
-      </w:r>
-      <w:proofErr w:type="spellStart"/>
-      <w:r>
-        <w:t>ile</w:t>
-      </w:r>
-      <w:proofErr w:type="spellEnd"/>
-      <w:r>
-        <w:t xml:space="preserve"> </w:t>
-      </w:r>
-      <w:proofErr w:type="spellStart"/>
-      <w:r>
-        <w:t>kayıt</w:t>
-      </w:r>
-      <w:proofErr w:type="spellEnd"/>
-      <w:r>
-        <w:t xml:space="preserve"> </w:t>
-      </w:r>
-      <w:proofErr w:type="spellStart"/>
-      <w:r>
-        <w:t>başarılı</w:t>
-      </w:r>
-      <w:proofErr w:type="spellEnd"/>
-    </w:p>
-    <w:p>
-      <w:r>
-        <w:t xml:space="preserve">Validation      | </w:t>
-      </w:r>
-      <w:proofErr w:type="spellStart"/>
-      <w:r>
-        <w:t>Zorunlu</w:t>
-      </w:r>
-      <w:proofErr w:type="spellEnd"/>
-      <w:r>
-        <w:t xml:space="preserve"> </w:t>
-      </w:r>
-      <w:proofErr w:type="spellStart"/>
-      <w:r>
-        <w:t>alan</w:t>
-      </w:r>
-      <w:proofErr w:type="spellEnd"/>
-      <w:r>
-        <w:t xml:space="preserve"> </w:t>
-      </w:r>
-      <w:proofErr w:type="spellStart"/>
-      <w:r>
-        <w:t>kontrolü</w:t>
-      </w:r>
-      <w:proofErr w:type="spellEnd"/>
-      <w:r>
-        <w:t xml:space="preserve"> </w:t>
-      </w:r>
-      <w:proofErr w:type="spellStart"/>
-      <w:r>
         <w:t>mevcut</w:t>
       </w:r>
       <w:proofErr w:type="spellEnd"/>
@@ -452,15 +428,7 @@
     </w:p>
     <w:p>
       <w:r>
-        <w:t xml:space="preserve">API / </w:t>
-      </w:r>
-      <w:proofErr w:type="gramStart"/>
-      <w:r>
-        <w:t>Endpoint  |</w:t>
-      </w:r>
-      <w:proofErr w:type="gramEnd"/>
-      <w:r>
-        <w:t xml:space="preserve"> Frontend </w:t>
+        <w:t xml:space="preserve">API / Endpoint  | Frontend </w:t>
       </w:r>
       <w:proofErr w:type="spellStart"/>
       <w:r>
@@ -1173,14 +1141,20 @@
         <w:rPr>
           <w:rFonts w:ascii="Segoe UI Emoji" w:hAnsi="Segoe UI Emoji" w:cs="Segoe UI Emoji"/>
         </w:rPr>
-        <w:t>⚠️</w:t>
-      </w:r>
-      <w:r>
-        <w:t xml:space="preserve"> JS </w:t>
-      </w:r>
-      <w:proofErr w:type="spellStart"/>
-      <w:r>
-        <w:t>eksik</w:t>
+        <w:t>✅</w:t>
+      </w:r>
+      <w:r>
+        <w:t xml:space="preserve"> </w:t>
+      </w:r>
+      <w:proofErr w:type="spellStart"/>
+      <w:r>
+        <w:t>Tamamland</w:t>
+      </w:r>
+      <w:r>
+        <w:rPr>
+          <w:rFonts w:ascii="Aptos" w:hAnsi="Aptos" w:cs="Aptos"/>
+        </w:rPr>
+        <w:t>ı</w:t>
       </w:r>
       <w:proofErr w:type="spellEnd"/>
     </w:p>
@@ -1367,77 +1341,6 @@
       <w:proofErr w:type="spellStart"/>
       <w:r>
         <w:t>işlemleri</w:t>
-      </w:r>
-      <w:proofErr w:type="spellEnd"/>
-    </w:p>
-    <w:p/>
-    <w:p>
-      <w:r>
-        <w:t xml:space="preserve">4. Theme </w:t>
-      </w:r>
-      <w:proofErr w:type="spellStart"/>
-      <w:r>
-        <w:t>Sistemi</w:t>
-      </w:r>
-      <w:proofErr w:type="spellEnd"/>
-    </w:p>
-    <w:p>
-      <w:r>
-        <w:t xml:space="preserve">- </w:t>
-      </w:r>
-      <w:proofErr w:type="spellStart"/>
-      <w:r>
-        <w:t>LocalStorage</w:t>
-      </w:r>
-      <w:proofErr w:type="spellEnd"/>
-      <w:r>
-        <w:t xml:space="preserve"> </w:t>
-      </w:r>
-      <w:proofErr w:type="spellStart"/>
-      <w:r>
-        <w:t>veya</w:t>
-      </w:r>
-      <w:proofErr w:type="spellEnd"/>
-      <w:r>
-        <w:t xml:space="preserve"> DB </w:t>
-      </w:r>
-      <w:proofErr w:type="spellStart"/>
-      <w:r>
-        <w:t>tabanlı</w:t>
-      </w:r>
-      <w:proofErr w:type="spellEnd"/>
-      <w:r>
-        <w:t xml:space="preserve"> </w:t>
-      </w:r>
-      <w:proofErr w:type="spellStart"/>
-      <w:r>
-        <w:t>tema</w:t>
-      </w:r>
-      <w:proofErr w:type="spellEnd"/>
-    </w:p>
-    <w:p>
-      <w:r>
-        <w:t xml:space="preserve">- </w:t>
-      </w:r>
-      <w:proofErr w:type="spellStart"/>
-      <w:r>
-        <w:t>Kullanıcıya</w:t>
-      </w:r>
-      <w:proofErr w:type="spellEnd"/>
-      <w:r>
-        <w:t xml:space="preserve"> </w:t>
-      </w:r>
-      <w:proofErr w:type="spellStart"/>
-      <w:r>
-        <w:t>özel</w:t>
-      </w:r>
-      <w:proofErr w:type="spellEnd"/>
-      <w:r>
-        <w:t xml:space="preserve"> </w:t>
-      </w:r>
-      <w:proofErr w:type="spellStart"/>
-      <w:r>
-        <w:t>tema</w:t>
       </w:r>
       <w:proofErr w:type="spellEnd"/>
     </w:p>
